--- a/m-MNCH_Care_User_Manual.docx
+++ b/m-MNCH_Care_User_Manual.docx
@@ -1180,49 +1180,80 @@
         <w:spacing w:before="240" w:after="240"/>
         <w:jc w:val="center"/>
       </w:pPr>
-      <w:r>
-        <w:rPr>
-          <w:i/>
-          <w:color w:val="808080"/>
-        </w:rPr>
-        <w:t>[ဤနေရာတွင် ဓာတ်ပုံထည့်ရန် - Insert Screenshot Here]</w:t>
-      </w:r>
     </w:p>
     <w:p>
       <w:r>
         <w:br w:type="page"/>
-      </w:r>
-    </w:p>
-    <w:p>
-      <w:pPr>
-        <w:pStyle w:val="Heading1"/>
-      </w:pPr>
-      <w:r>
-        <w:lastRenderedPageBreak/>
-        <w:t>၁။ အက်ပ်အတွင်းသို့ ဝင်ရောက်ခြင်း (Login)</w:t>
       </w:r>
     </w:p>
     <w:tbl>
       <w:tblPr>
         <w:tblStyle w:val="TableGrid"/>
-        <w:tblpPr w:leftFromText="180" w:rightFromText="180" w:vertAnchor="text" w:horzAnchor="page" w:tblpX="9146" w:tblpYSpec="outside"/>
+        <w:tblpPr w:leftFromText="180" w:rightFromText="180" w:vertAnchor="text" w:horzAnchor="page" w:tblpX="7859" w:tblpY="414"/>
         <w:tblW w:w="0" w:type="auto"/>
+        <w:tblBorders>
+          <w:top w:val="none" w:sz="0" w:space="0" w:color="auto"/>
+          <w:left w:val="none" w:sz="0" w:space="0" w:color="auto"/>
+          <w:bottom w:val="none" w:sz="0" w:space="0" w:color="auto"/>
+          <w:right w:val="none" w:sz="0" w:space="0" w:color="auto"/>
+          <w:insideH w:val="none" w:sz="0" w:space="0" w:color="auto"/>
+          <w:insideV w:val="none" w:sz="0" w:space="0" w:color="auto"/>
+        </w:tblBorders>
         <w:tblLook w:val="04A0" w:firstRow="1" w:lastRow="0" w:firstColumn="1" w:lastColumn="0" w:noHBand="0" w:noVBand="1"/>
       </w:tblPr>
       <w:tblGrid>
-        <w:gridCol w:w="3888"/>
-        <w:gridCol w:w="3696"/>
+        <w:gridCol w:w="4192"/>
+        <w:gridCol w:w="3968"/>
       </w:tblGrid>
       <w:tr>
         <w:tc>
           <w:tcPr>
-            <w:tcW w:w="3888" w:type="dxa"/>
+            <w:tcW w:w="4376" w:type="dxa"/>
           </w:tcPr>
-          <w:p/>
+          <w:p>
+            <w:r>
+              <w:lastRenderedPageBreak/>
+              <w:drawing>
+                <wp:inline distT="0" distB="0" distL="0" distR="0" wp14:anchorId="522A458C" wp14:editId="66578910">
+                  <wp:extent cx="1658011" cy="3157869"/>
+                  <wp:effectExtent l="0" t="0" r="5715" b="4445"/>
+                  <wp:docPr id="1513491874" name="Picture 1"/>
+                  <wp:cNvGraphicFramePr>
+                    <a:graphicFrameLocks xmlns:a="http://schemas.openxmlformats.org/drawingml/2006/main" noChangeAspect="1"/>
+                  </wp:cNvGraphicFramePr>
+                  <a:graphic xmlns:a="http://schemas.openxmlformats.org/drawingml/2006/main">
+                    <a:graphicData uri="http://schemas.openxmlformats.org/drawingml/2006/picture">
+                      <pic:pic xmlns:pic="http://schemas.openxmlformats.org/drawingml/2006/picture">
+                        <pic:nvPicPr>
+                          <pic:cNvPr id="1513491874" name=""/>
+                          <pic:cNvPicPr/>
+                        </pic:nvPicPr>
+                        <pic:blipFill>
+                          <a:blip r:embed="rId9"/>
+                          <a:stretch>
+                            <a:fillRect/>
+                          </a:stretch>
+                        </pic:blipFill>
+                        <pic:spPr>
+                          <a:xfrm>
+                            <a:off x="0" y="0"/>
+                            <a:ext cx="1667960" cy="3176818"/>
+                          </a:xfrm>
+                          <a:prstGeom prst="rect">
+                            <a:avLst/>
+                          </a:prstGeom>
+                        </pic:spPr>
+                      </pic:pic>
+                    </a:graphicData>
+                  </a:graphic>
+                </wp:inline>
+              </w:drawing>
+            </w:r>
+          </w:p>
         </w:tc>
         <w:tc>
           <w:tcPr>
-            <w:tcW w:w="3696" w:type="dxa"/>
+            <w:tcW w:w="4476" w:type="dxa"/>
           </w:tcPr>
           <w:p/>
         </w:tc>
@@ -1230,18 +1261,42 @@
       <w:tr>
         <w:tc>
           <w:tcPr>
-            <w:tcW w:w="3888" w:type="dxa"/>
+            <w:tcW w:w="4376" w:type="dxa"/>
           </w:tcPr>
           <w:p/>
         </w:tc>
         <w:tc>
           <w:tcPr>
-            <w:tcW w:w="3696" w:type="dxa"/>
+            <w:tcW w:w="4476" w:type="dxa"/>
           </w:tcPr>
           <w:p/>
         </w:tc>
       </w:tr>
     </w:tbl>
+    <w:p>
+      <w:pPr>
+        <w:pStyle w:val="Heading1"/>
+      </w:pPr>
+      <w:r>
+        <w:t xml:space="preserve">၁။ </w:t>
+      </w:r>
+      <w:proofErr w:type="spellStart"/>
+      <w:r>
+        <w:t>အက်ပ်အတွင်းသို</w:t>
+      </w:r>
+      <w:proofErr w:type="spellEnd"/>
+      <w:r>
+        <w:t xml:space="preserve">့ </w:t>
+      </w:r>
+      <w:proofErr w:type="spellStart"/>
+      <w:r>
+        <w:t>ဝင်ရောက်ခြင်း</w:t>
+      </w:r>
+      <w:proofErr w:type="spellEnd"/>
+      <w:r>
+        <w:t xml:space="preserve"> (Login)</w:t>
+      </w:r>
+    </w:p>
     <w:p/>
     <w:p>
       <w:r>
@@ -1346,6 +1401,22 @@
       <w:r>
         <w:t xml:space="preserve"> </w:t>
       </w:r>
+      <w:proofErr w:type="spellStart"/>
+      <w:r>
+        <w:t>ရိုက်ထည</w:t>
+      </w:r>
+      <w:proofErr w:type="spellEnd"/>
+      <w:r>
+        <w:t>့်ပါ။</w:t>
+      </w:r>
+    </w:p>
+    <w:p>
+      <w:pPr>
+        <w:pStyle w:val="ListBullet"/>
+      </w:pPr>
+      <w:r>
+        <w:t xml:space="preserve">နောက်တစ်ကြိမ် အက်ပ်ဖွင့်တိုင်း ပြန်လည်ဝင်ရောက်စရာမလိုဘဲ </w:t>
+      </w:r>
     </w:p>
     <w:p>
       <w:pPr>
@@ -1358,19 +1429,19 @@
       </w:pPr>
       <w:proofErr w:type="spellStart"/>
       <w:r>
-        <w:t>ရိုက်ထည</w:t>
+        <w:t>အသင</w:t>
       </w:r>
       <w:proofErr w:type="spellEnd"/>
       <w:r>
-        <w:t>့်ပါ။</w:t>
-      </w:r>
-    </w:p>
-    <w:p>
-      <w:pPr>
-        <w:pStyle w:val="ListBullet"/>
-      </w:pPr>
-      <w:r>
-        <w:t xml:space="preserve">နောက်တစ်ကြိမ် အက်ပ်ဖွင့်တိုင်း ပြန်လည်ဝင်ရောက်စရာမလိုဘဲ </w:t>
+        <w:t>့်</w:t>
+      </w:r>
+      <w:proofErr w:type="spellStart"/>
+      <w:r>
+        <w:t>ဝင်ပြီးသားဖြစ်နေစေရန</w:t>
+      </w:r>
+      <w:proofErr w:type="spellEnd"/>
+      <w:r>
+        <w:t xml:space="preserve">် "Keep me logged in" အကွက်လေးကို </w:t>
       </w:r>
     </w:p>
     <w:p>
@@ -1384,19 +1455,28 @@
       </w:pPr>
       <w:proofErr w:type="spellStart"/>
       <w:r>
-        <w:t>အသင</w:t>
+        <w:t>အမှန်ခြစ</w:t>
       </w:r>
       <w:proofErr w:type="spellEnd"/>
       <w:r>
-        <w:t>့်</w:t>
+        <w:t xml:space="preserve">် (Tick) </w:t>
       </w:r>
       <w:proofErr w:type="spellStart"/>
       <w:r>
-        <w:t>ဝင်ပြီးသားဖြစ်နေစေရန</w:t>
+        <w:t>ပေးထားနိုင်ပါသည</w:t>
       </w:r>
       <w:proofErr w:type="spellEnd"/>
       <w:r>
-        <w:t xml:space="preserve">် "Keep me logged in" အကွက်လေးကို </w:t>
+        <w:t>်။</w:t>
+      </w:r>
+    </w:p>
+    <w:p>
+      <w:pPr>
+        <w:pStyle w:val="ListBullet"/>
+      </w:pPr>
+      <w:r>
+        <w:lastRenderedPageBreak/>
+        <w:t xml:space="preserve">ထို့နောက် Login ခလုတ်ကို နှိပ်လိုက်ပါက Home (ပင်မစာမျက်နှာ) သို့ </w:t>
       </w:r>
     </w:p>
     <w:p>
@@ -1410,40 +1490,6 @@
       </w:pPr>
       <w:proofErr w:type="spellStart"/>
       <w:r>
-        <w:t>အမှန်ခြစ</w:t>
-      </w:r>
-      <w:proofErr w:type="spellEnd"/>
-      <w:r>
-        <w:t xml:space="preserve">် (Tick) </w:t>
-      </w:r>
-      <w:proofErr w:type="spellStart"/>
-      <w:r>
-        <w:t>ပေးထားနိုင်ပါသည</w:t>
-      </w:r>
-      <w:proofErr w:type="spellEnd"/>
-      <w:r>
-        <w:t>်။</w:t>
-      </w:r>
-    </w:p>
-    <w:p>
-      <w:pPr>
-        <w:pStyle w:val="ListBullet"/>
-      </w:pPr>
-      <w:r>
-        <w:t xml:space="preserve">ထို့နောက် Login ခလုတ်ကို နှိပ်လိုက်ပါက Home (ပင်မစာမျက်နှာ) သို့ </w:t>
-      </w:r>
-    </w:p>
-    <w:p>
-      <w:pPr>
-        <w:pStyle w:val="ListBullet"/>
-        <w:numPr>
-          <w:ilvl w:val="0"/>
-          <w:numId w:val="0"/>
-        </w:numPr>
-        <w:ind w:left="360"/>
-      </w:pPr>
-      <w:proofErr w:type="spellStart"/>
-      <w:r>
         <w:t>ရောက်ရှိသွားမည်ဖြစ်ပါသည</w:t>
       </w:r>
       <w:proofErr w:type="spellEnd"/>
@@ -1530,6 +1576,7 @@
           <w:b/>
           <w:color w:val="FF0000"/>
         </w:rPr>
+        <w:lastRenderedPageBreak/>
         <w:t>⚠️ သတိပြုရန် (Alert): အကယ်၍ ကလေး ၁ ယောက် သို့မဟုတ် ၁ ယောက်ထက်ပိုရှိပါက (Parity &gt; 0)၊ နောက်ဆုံးကလေး၏ အသက် (Age of last child) ကို ဖြည့်ရပါမည်။ ကလေးအသက်သည် ၁ နှစ်အတွင်းဖြစ်ပါက Alert ပြမည်ဖြစ်ပြီး အထူးဂရုစိုက်ရန် လိုအပ်ပါသည်။</w:t>
       </w:r>
     </w:p>
@@ -1564,8 +1611,11 @@
         <w:pStyle w:val="ListBullet"/>
       </w:pPr>
       <w:r>
+        <w:t xml:space="preserve">ဤနေရာတွင် လူနာ၏ ကိုယ်ရေးကိုယ်တာနှင့် ကျန်းမာရေး အချက်အလက်များကို အက်ပ်တွင် သိမ်းဆည်းရန်အတွက် သဘောတူညီချက်ရယူရပါမည်။ လူနာအား </w:t>
+      </w:r>
+      <w:r>
         <w:lastRenderedPageBreak/>
-        <w:t>ဤနေရာတွင် လူနာ၏ ကိုယ်ရေးကိုယ်တာနှင့် ကျန်းမာရေး အချက်အလက်များကို အက်ပ်တွင် သိမ်းဆည်းရန်အတွက် သဘောတူညီချက်ရယူရပါမည်။ လူနာအား ရှင်းပြပြီးပါက "Verbally agreed" (နှုတ်ဖြင့် သဘောတူညီချက်ရယူပြီး) ကို အမှန်ခြစ်၍သော်လည်းကောင်း၊ လူနာကိုယ်တိုင် လက်မှတ်ရေးထိုးခိုင်း၍သော်လည်းကောင်း လုပ်ဆောင်နိုင်ပါသည်။</w:t>
+        <w:t>ရှင်းပြပြီးပါက "Verbally agreed" (နှုတ်ဖြင့် သဘောတူညီချက်ရယူပြီး) ကို အမှန်ခြစ်၍သော်လည်းကောင်း၊ လူနာကိုယ်တိုင် လက်မှတ်ရေးထိုးခိုင်း၍သော်လည်းကောင်း လုပ်ဆောင်နိုင်ပါသည်။</w:t>
       </w:r>
     </w:p>
     <w:p>
@@ -1630,6 +1680,7 @@
           <w:b/>
           <w:color w:val="FF0000"/>
         </w:rPr>
+        <w:lastRenderedPageBreak/>
         <w:t>⚠️ သတိပြုရန် (Alert): လူနာအမည်ဘေးတွင် အနီရောင် Alert icon (သတိပေး သင်္ကေတ) လေးများ ပြနေပါက ထိုလူနာသည် အထူးဂရုစိုက်ရန် လိုအပ်သော "High Risk" လူနာ ဖြစ်သည်ကို သတိပြုရန်ဖြစ်သည်။ ၎င်းကို နှိပ်၍ မည်သည့်အန္တရာယ်ရှိသည်ကို အသေးစိတ် ကြည့်ရှုနိုင်ပါသည်။</w:t>
       </w:r>
     </w:p>
@@ -1702,7 +1753,11 @@
         <w:pStyle w:val="ListBullet"/>
       </w:pPr>
       <w:r>
-        <w:t>LMP Status &amp; EDD (နောက်ဆုံးရာသီပေါ်ရက် နှင့် ခန့်မှန်းမွေးဖွားရက်): LMP ရက်စွဲကို ထည့်လိုက်ပါက EDD ကို အက်ပ်မှ အလိုအလျောက် တွက်ပေးပါမည်။ LMP မမှတ်မိပါက Ultrasound အဖြေအရ ကိုယ်ဝန်ဆောင်ကာလ (Manual Gestational Age) ကို ထည့်သွင်းပါ။</w:t>
+        <w:t xml:space="preserve">LMP Status &amp; EDD (နောက်ဆုံးရာသီပေါ်ရက် နှင့် ခန့်မှန်းမွေးဖွားရက်): LMP ရက်စွဲကို ထည့်လိုက်ပါက EDD ကို အက်ပ်မှ အလိုအလျောက် တွက်ပေးပါမည်။ LMP မမှတ်မိပါက </w:t>
+      </w:r>
+      <w:r>
+        <w:lastRenderedPageBreak/>
+        <w:t>Ultrasound အဖြေအရ ကိုယ်ဝန်ဆောင်ကာလ (Manual Gestational Age) ကို ထည့်သွင်းပါ။</w:t>
       </w:r>
     </w:p>
     <w:p>
@@ -1751,6 +1806,7 @@
         <w:pStyle w:val="ListBullet"/>
       </w:pPr>
       <w:r>
+        <w:lastRenderedPageBreak/>
         <w:t>GBV (အကြမ်းဖက်ခံရမှု လက္ခဏာများ):</w:t>
       </w:r>
     </w:p>
@@ -1778,7 +1834,6 @@
         <w:ind w:left="720"/>
       </w:pPr>
       <w:r>
-        <w:lastRenderedPageBreak/>
         <w:t>စိတ်ဖိစီးမှုနှင့် ကြောက်ရွံ့မှုများ (Worry, stress, fear)</w:t>
       </w:r>
     </w:p>
@@ -1822,6 +1877,7 @@
         <w:ind w:left="720"/>
       </w:pPr>
       <w:r>
+        <w:lastRenderedPageBreak/>
         <w:t>အသက် ၁၈ နှစ်အောက် သို့မဟုတ် ၄၀ နှစ်အထက် (Age &lt;=18 or &gt;=40)</w:t>
       </w:r>
     </w:p>
@@ -1900,768 +1956,6 @@
     <w:p>
       <w:r>
         <w:t>Danger Signs (အန္တရာယ်လက္ခဏာများ): ကိုက်ညီပါက ရွေးချယ်ပါ။</w:t>
-      </w:r>
-    </w:p>
-    <w:p>
-      <w:pPr>
-        <w:spacing w:before="240" w:after="240"/>
-        <w:jc w:val="center"/>
-      </w:pPr>
-      <w:r>
-        <w:rPr>
-          <w:i/>
-          <w:color w:val="808080"/>
-        </w:rPr>
-        <w:t>[ဤနေရာတွင် ဓာတ်ပုံထည့်ရန် - Insert Screenshot Here]</w:t>
-      </w:r>
-    </w:p>
-    <w:p>
-      <w:pPr>
-        <w:pStyle w:val="ListBullet"/>
-        <w:ind w:left="720"/>
-      </w:pPr>
-      <w:r>
-        <w:lastRenderedPageBreak/>
-        <w:t>မိန်းမကိုယ်မှ သွေးဆင်းခြင်း (Vaginal Bleeding)</w:t>
-      </w:r>
-    </w:p>
-    <w:p>
-      <w:pPr>
-        <w:pStyle w:val="ListBullet"/>
-        <w:ind w:left="720"/>
-      </w:pPr>
-      <w:r>
-        <w:t>တက်ခြင်း/သတိလစ်ခြင်း (Convulsions)</w:t>
-      </w:r>
-    </w:p>
-    <w:p>
-      <w:pPr>
-        <w:pStyle w:val="ListBullet"/>
-        <w:ind w:left="720"/>
-      </w:pPr>
-      <w:r>
-        <w:t>ခေါင်းကိုက်ခြင်း/အမြင်မှုန်ခြင်း/အန်ခြင်း (Severe Headache, Blurred vision)</w:t>
-      </w:r>
-    </w:p>
-    <w:p>
-      <w:pPr>
-        <w:pStyle w:val="ListBullet"/>
-        <w:ind w:left="720"/>
-      </w:pPr>
-      <w:r>
-        <w:t>ဗိုက်အလွန်နာခြင်း (Severe Abdominal Pain)</w:t>
-      </w:r>
-    </w:p>
-    <w:p>
-      <w:pPr>
-        <w:pStyle w:val="ListBullet"/>
-        <w:ind w:left="720"/>
-      </w:pPr>
-      <w:r>
-        <w:t>ဖျားခြင်း (Fever) နှင့် အသက်ရှူမြန်ခြင်း (Fast breathing)</w:t>
-      </w:r>
-    </w:p>
-    <w:p>
-      <w:pPr>
-        <w:pStyle w:val="ListBullet"/>
-        <w:ind w:left="720"/>
-      </w:pPr>
-      <w:r>
-        <w:t>ခန့်မှန်းမွေးဖွားရက်ထက် ၇ ရက်ကျော်ခြင်း (Post Date)</w:t>
-      </w:r>
-    </w:p>
-    <w:p>
-      <w:r>
-        <w:rPr>
-          <w:b/>
-          <w:color w:val="FF0000"/>
-        </w:rPr>
-        <w:t>⚠️ သတိပြုရန် (Alert): အန္တရာယ်လက္ခဏာများ ပြသနေပါက လိုအပ်သလို အရေးပေါ်ကုသမှုပေးရန်နှင့် လွှဲပြောင်းရန် (Transfer) စဉ်းစားရပါမည်။</w:t>
-      </w:r>
-    </w:p>
-    <w:p>
-      <w:r>
-        <w:t>Medications (ဆေးဝါးကုသမှုများ):</w:t>
-      </w:r>
-    </w:p>
-    <w:p>
-      <w:pPr>
-        <w:pStyle w:val="ListBullet"/>
-      </w:pPr>
-      <w:r>
-        <w:t>သံဓာတ်နှင့် ဖောလစ်အက်ဆစ် (Iron Folic Acid)၊ ဗီတာမင်ဘီဝမ်း၊ မေးခိုင်ကာကွယ်ဆေး (Tetanus) အစရှိသည်တို့အတွက် ပေးသည့်အကြိမ်ရေ (Frequency) နှင့် ဆေးပြားအရေအတွက် (Total tablets) ကို ဖြည့်စွက်ပါ။</w:t>
-      </w:r>
-    </w:p>
-    <w:p>
-      <w:pPr>
-        <w:pStyle w:val="ListBullet"/>
-      </w:pPr>
-      <w:r>
-        <w:t>Next Visit Date (နောက်တစ်ကြိမ် ပြန်ပြရက်) ကို အက်ပ်မှ အလိုအလျောက် တွက်ချက်ပေးမည်ဖြစ်ပြီး၊ မိမိစိတ်ကြိုက် ပြင်ဆင်လိုပါက "Adjust next visit date manually" ကို ရွေးချယ်၍ ပြင်ဆင်နိုင်ပါသည်။</w:t>
-      </w:r>
-    </w:p>
-    <w:p>
-      <w:pPr>
-        <w:pStyle w:val="ListBullet"/>
-      </w:pPr>
-      <w:r>
-        <w:t>အဆုံးတွင် ဆရာမ၏ အမည်အတိုကောက် (Initial) ကို ထည့်သွင်းပြီး Save ခလုတ်ကို နှိပ်ပါ။</w:t>
-      </w:r>
-    </w:p>
-    <w:p>
-      <w:r>
-        <w:br w:type="page"/>
-      </w:r>
-    </w:p>
-    <w:p>
-      <w:pPr>
-        <w:pStyle w:val="Heading1"/>
-      </w:pPr>
-      <w:r>
-        <w:lastRenderedPageBreak/>
-        <w:t>၅။ ဓာတ်ခွဲစမ်းသပ်မှုများ (Lab Tests) နှင့် အခြား</w:t>
-      </w:r>
-    </w:p>
-    <w:p>
-      <w:r>
-        <w:t>Patient Care Hub မှတဆင့် အောက်ပါအချက်အလက်များကို ဆက်လက် မှတ်တမ်းတင်နိုင်ပါသည်။</w:t>
-      </w:r>
-    </w:p>
-    <w:p>
-      <w:pPr>
-        <w:spacing w:before="240" w:after="240"/>
-        <w:jc w:val="center"/>
-      </w:pPr>
-      <w:r>
-        <w:rPr>
-          <w:i/>
-          <w:color w:val="808080"/>
-        </w:rPr>
-        <w:t>[ဤနေရာတွင် ဓာတ်ပုံထည့်ရန် - Insert Screenshot Here]</w:t>
-      </w:r>
-    </w:p>
-    <w:p>
-      <w:pPr>
-        <w:pStyle w:val="ListBullet"/>
-      </w:pPr>
-      <w:r>
-        <w:t>Lab Tests (ဓာတ်ခွဲစမ်းသပ်မှုများ): "Record New Test" ကို နှိပ်ပြီး ဆီးချို၊ သွေးအားနည်းရောဂါ၊ Syphilis၊ HIV နှင့် ဆီးစစ်ဆေးမှု ရလဒ်များကို ဖြည့်သွင်းပါ။ ပုံမှန်မဟုတ်သော ရလဒ်များ (ဥပမာ- Positive) ထွက်ပေါ်ပါက Alert ပြမည်ဖြစ်ပါသည်။</w:t>
-      </w:r>
-    </w:p>
-    <w:p>
-      <w:pPr>
-        <w:pStyle w:val="ListBullet"/>
-      </w:pPr>
-      <w:r>
-        <w:t>ANC Report (ကိုယ်ဝန်ဆောင်အစီရင်ခံစာ): ယခင်လာပြခဲ့သော ANC အချက်အလက်များအားလုံးကို ဇယားများ၊ ဂရပ်များဖြင့် စုစည်းကြည့်ရှုနိုင်ပြီး မိခင်၏ ကျန်းမာရေးတိုးတက်မှုကို အကဲဖြတ်နိုင်ပါသည်။</w:t>
-      </w:r>
-    </w:p>
-    <w:p>
-      <w:pPr>
-        <w:pStyle w:val="ListBullet"/>
-      </w:pPr>
-      <w:r>
-        <w:t>Health Education (ကျန်းမာရေးပညာပေးခြင်း): မိခင်အား အာဟာရ၊ အန္တရာယ်လက္ခဏာများ အကြောင်း ပညာပေးပြီးတိုင်း "Mark as completed" ကို နှိပ်၍ မှတ်သားထားပါ။</w:t>
-      </w:r>
-    </w:p>
-    <w:p>
-      <w:r>
-        <w:br w:type="page"/>
-      </w:r>
-    </w:p>
-    <w:p>
-      <w:pPr>
-        <w:pStyle w:val="Heading1"/>
-      </w:pPr>
-      <w:r>
-        <w:lastRenderedPageBreak/>
-        <w:t>၆။ သားဖွားခြင်းစောင့်ကြည့်ရေးဇယား (LCG)</w:t>
-      </w:r>
-    </w:p>
-    <w:p>
-      <w:r>
-        <w:t>မွေးဖွားခြင်းအဆင့် စတင်ပါက LCG ကို အသုံးပြုရပါမည်။ Patient Care Hub မှ "Labour Care" ကို နှိပ်ပါ။</w:t>
-      </w:r>
-    </w:p>
-    <w:p>
-      <w:pPr>
-        <w:spacing w:before="240" w:after="240"/>
-        <w:jc w:val="center"/>
-      </w:pPr>
-      <w:r>
-        <w:rPr>
-          <w:i/>
-          <w:color w:val="808080"/>
-        </w:rPr>
-        <w:t>[ဤနေရာတွင် ဓာတ်ပုံထည့်ရန် - Insert Screenshot Here]</w:t>
-      </w:r>
-    </w:p>
-    <w:p>
-      <w:r>
-        <w:rPr>
-          <w:b/>
-        </w:rPr>
-        <w:t>၆.၁ LCG Setup (အစပျိုးခြင်း)</w:t>
-      </w:r>
-    </w:p>
-    <w:p>
-      <w:pPr>
-        <w:pStyle w:val="ListBullet"/>
-      </w:pPr>
-      <w:r>
-        <w:t>Labour Onset (မွေးဖွားခြင်းစတင်သည့်ရက်နှင့် အချိန်): သဘာဝအတိုင်း (Spontaneous) လား၊ ဆေးဖြင့်ဖြစ်စေခြင်း (Induced) လား ရွေးချယ်ပြီး အချိန်ကို ဖြည့်သွင်းပါ။</w:t>
-      </w:r>
-    </w:p>
-    <w:p>
-      <w:pPr>
-        <w:pStyle w:val="ListBullet"/>
-      </w:pPr>
-      <w:r>
-        <w:t>Ruptured Membranes (ရေမွှာပေါက်ချိန်): အချိန်အတိအကျကို ထည့်သွင်းပါ။</w:t>
-      </w:r>
-    </w:p>
-    <w:p>
-      <w:r>
-        <w:rPr>
-          <w:b/>
-        </w:rPr>
-        <w:t>၆.၂ LCG Entry (အချက်အလက်များ ဖြည့်သွင်းခြင်း)</w:t>
-      </w:r>
-    </w:p>
-    <w:p>
-      <w:pPr>
-        <w:spacing w:before="240" w:after="240"/>
-        <w:jc w:val="center"/>
-      </w:pPr>
-      <w:r>
-        <w:rPr>
-          <w:i/>
-          <w:color w:val="808080"/>
-        </w:rPr>
-        <w:t>[ဤနေရာတွင် ဓာတ်ပုံထည့်ရန် - Insert Screenshot Here]</w:t>
-      </w:r>
-    </w:p>
-    <w:p>
-      <w:pPr>
-        <w:pStyle w:val="ListBullet"/>
-      </w:pPr>
-      <w:r>
-        <w:t>Active First Stage Start Time (သားဖွားခြင်းတက်ကြွအဆင့် စတင်ချိန်): ဤအချိန်ကို ထည့်သွင်းလိုက်ပါက အက်ပ်မှ သင့်အတွက် အချိန်ကော်လံ (Time columns) များကို အလိုအလျောက် တွက်ချက်ဖန်တီးပေးသွားမည် ဖြစ်ပါသည်။ ဤအချိန်သည် သားအိမ်ခေါင်း ၅ စင်တီမီတာ ကျယ်သော အချိန်ဖြစ်ရပါမည်။</w:t>
-      </w:r>
-    </w:p>
-    <w:p>
-      <w:pPr>
-        <w:pStyle w:val="ListBullet"/>
-      </w:pPr>
-      <w:r>
-        <w:t>Cervix Plot (သားအိမ်ခေါင်းအကျယ်) နှင့် Descent Plot (ကလေးဦးခေါင်းဆင်းသက်ခြင်း): ဇယားကွက်ပေါ်တွင် အမှတ်အသားလေးများ (Points) နှိပ်၍ ထည့်သွင်းသွားရပါမည်။</w:t>
-      </w:r>
-    </w:p>
-    <w:p>
-      <w:r>
-        <w:rPr>
-          <w:b/>
-          <w:color w:val="FF0000"/>
-        </w:rPr>
-        <w:t>⚠️ သတိပြုရန် (Alert): သားအိမ်ခေါင်းကျယ်ခြင်း မျဉ်းသည် Alert Line (သတိပေးမျဉ်း) သို့မဟုတ် Action Line (လုပ်ဆောင်ရန်မျဉ်း) ကို ကျော်လွန်သွားပါက ချက်ချင်း Alert ပြမည်ဖြစ်ပြီး အရေးပေါ် အရေးယူဆောင်ရွက်ရန် လိုအပ်ပါသည်။</w:t>
-      </w:r>
-    </w:p>
-    <w:p>
-      <w:r>
-        <w:rPr>
-          <w:b/>
-        </w:rPr>
-        <w:lastRenderedPageBreak/>
-        <w:t>အချိန်အလိုက် ဖြည့်သွင်းရမည့် အချက်များ -</w:t>
-      </w:r>
-    </w:p>
-    <w:p>
-      <w:pPr>
-        <w:pStyle w:val="ListBullet"/>
-      </w:pPr>
-      <w:r>
-        <w:t>Baseline FHR (သန္ဓေသားနှလုံးခုန်နှုန်း): ပုံမှန် 110-160 အတွင်း ရှိရပါမည်။</w:t>
-      </w:r>
-    </w:p>
-    <w:p>
-      <w:pPr>
-        <w:pStyle w:val="ListBullet"/>
-      </w:pPr>
-      <w:r>
-        <w:t>Amniotic Fluid (ရေမွှာရည်): C (ကြည်လင်)၊ M (မစင်ပါ)၊ B (သွေးပါ)။ "M" သို့မဟုတ် "B" ဖြစ်ပါက သတိပေးချက် ပြပါမည်။</w:t>
-      </w:r>
-    </w:p>
-    <w:p>
-      <w:pPr>
-        <w:pStyle w:val="ListBullet"/>
-      </w:pPr>
-      <w:r>
-        <w:t>Moulding (ဦးခေါင်းပုံသွင်းခံရခြင်း) နှင့် Caput (ဦးခေါင်းဖောင်းခြင်း): 0 (none), + (mild), ++ (moderate), +++ (severe) တို့မှ ရွေးချယ်ပါ။ "+++" ဖြစ်ပါက အန္တရာယ်ရှိပါသည်။</w:t>
-      </w:r>
-    </w:p>
-    <w:p>
-      <w:pPr>
-        <w:pStyle w:val="ListBullet"/>
-      </w:pPr>
-      <w:r>
-        <w:t>Contractions per 10 min (၁၀ မိနစ်အတွင်း သားအိမ်ညှစ်ခြင်း) နှင့် Duration (ကြာချိန်)။</w:t>
-      </w:r>
-    </w:p>
-    <w:p>
-      <w:pPr>
-        <w:pStyle w:val="ListBullet"/>
-      </w:pPr>
-      <w:r>
-        <w:t>Pulse (သွေးခုန်နှုန်း)၊ Systolic/Diastolic BP (သွေးပေါင်ချိန်)၊ Temperature (အပူချိန်) နှင့် Urine (ဆီး) အခြေအနေများကို အချိန်ကော်လံအလိုက် ဂရုတစိုက် ဖြည့်သွင်းပါ။</w:t>
-      </w:r>
-    </w:p>
-    <w:p>
-      <w:r>
-        <w:br w:type="page"/>
-      </w:r>
-    </w:p>
-    <w:p>
-      <w:pPr>
-        <w:pStyle w:val="Heading1"/>
-      </w:pPr>
-      <w:r>
-        <w:lastRenderedPageBreak/>
-        <w:t>၇။ သားဖွားခြင်း တတိယအဆင့် (LCG 3rd Stage)</w:t>
-      </w:r>
-    </w:p>
-    <w:p>
-      <w:r>
-        <w:t>ကလေးမွေးဖွားပြီးပါက Patient Care Hub သို့ပြန်သွားပြီး "LCG 3rd Stage" ကို နှိပ်ပါ။ ဤသည်မှာ အချင်းကျသည့် အဆင့်ကို တစ်ကြိမ်သာ မှတ်တမ်းတင်ရသည့် နေရာဖြစ်ပါသည်။</w:t>
-      </w:r>
-    </w:p>
-    <w:p>
-      <w:pPr>
-        <w:spacing w:before="240" w:after="240"/>
-        <w:jc w:val="center"/>
-      </w:pPr>
-      <w:r>
-        <w:rPr>
-          <w:i/>
-          <w:color w:val="808080"/>
-        </w:rPr>
-        <w:t>[ဤနေရာတွင် ဓာတ်ပုံထည့်ရန် - Insert Screenshot Here]</w:t>
-      </w:r>
-    </w:p>
-    <w:p>
-      <w:pPr>
-        <w:pStyle w:val="ListBullet"/>
-      </w:pPr>
-      <w:r>
-        <w:t>အချင်းကျသည့်အချိန်၊ သွေးထွက်ရှိမှု ပမာဏ (Estimated Blood Loss) နှင့် အခြားပေးခဲ့သော ဆေးဝါးများကို မှတ်တမ်းတင်ပါ။</w:t>
-      </w:r>
-    </w:p>
-    <w:p>
-      <w:r>
-        <w:br w:type="page"/>
-      </w:r>
-    </w:p>
-    <w:p>
-      <w:pPr>
-        <w:pStyle w:val="Heading1"/>
-      </w:pPr>
-      <w:r>
-        <w:lastRenderedPageBreak/>
-        <w:t>၈။ မွေးကင်းစကလေးစောင့်ရှောက်မှု (Newborn Care)</w:t>
-      </w:r>
-    </w:p>
-    <w:p>
-      <w:r>
-        <w:t>Patient Care Hub မှ "Newborn Care" သို့ ဝင်ရောက်ပါ။ ကလေးမွေးပြီးချင်း ချက်ချင်း ပေးရမည့် စောင့်ရှောက်မှုများနှင့် နောက်ပိုင်းလာပြသော ပြသမှုများကို ဤနေရာတွင် ဖြည့်သွင်းရပါမည်။</w:t>
-      </w:r>
-    </w:p>
-    <w:p>
-      <w:r>
-        <w:rPr>
-          <w:b/>
-        </w:rPr>
-        <w:t>၈.၁ Immediate Newborn Care (မွေးမွေးချင်းစောင့်ရှောက်မှု)</w:t>
-      </w:r>
-    </w:p>
-    <w:p>
-      <w:r>
-        <w:t>ဤစာမျက်နှာသည် တစ်ကြိမ်သာ ဖြည့်သွင်းရန် လိုအပ်ပါသည်။</w:t>
-      </w:r>
-    </w:p>
-    <w:p>
-      <w:pPr>
-        <w:spacing w:before="240" w:after="240"/>
-        <w:jc w:val="center"/>
-      </w:pPr>
-      <w:r>
-        <w:rPr>
-          <w:i/>
-          <w:color w:val="808080"/>
-        </w:rPr>
-        <w:t>[ဤနေရာတွင် ဓာတ်ပုံထည့်ရန် - Insert Screenshot Here]</w:t>
-      </w:r>
-    </w:p>
-    <w:p>
-      <w:pPr>
-        <w:pStyle w:val="ListBullet"/>
-      </w:pPr>
-      <w:r>
-        <w:t>Apgar Score (၁ မိနစ် နှင့် ၅ မိနစ်) တွင် ရရှိသောအမှတ်များကို ထည့်သွင်းပါ။</w:t>
-      </w:r>
-    </w:p>
-    <w:p>
-      <w:pPr>
-        <w:pStyle w:val="ListBullet"/>
-      </w:pPr>
-      <w:r>
-        <w:t>အောက်ပါ လုပ်ဆောင်ချက်များကို ပြီးမြောက်ပါက အမှန်ခြစ် (Tick) ပေးပါ -</w:t>
-      </w:r>
-    </w:p>
-    <w:p>
-      <w:pPr>
-        <w:pStyle w:val="ListBullet"/>
-        <w:ind w:left="720"/>
-      </w:pPr>
-      <w:r>
-        <w:t>Thorough drying (သေချာစွာသုတ်သင်ခြင်း)</w:t>
-      </w:r>
-    </w:p>
-    <w:p>
-      <w:pPr>
-        <w:pStyle w:val="ListBullet"/>
-        <w:ind w:left="720"/>
-      </w:pPr>
-      <w:r>
-        <w:t>Spontaneous breathing (အလိုအလျောက် အသက်ရှူခြင်း) / Gasping or no breathing (အသက်ရှူခက်ခဲခြင်း/မရှူခြင်း)</w:t>
-      </w:r>
-    </w:p>
-    <w:p>
-      <w:pPr>
-        <w:pStyle w:val="ListBullet"/>
-        <w:ind w:left="720"/>
-      </w:pPr>
-      <w:r>
-        <w:t>Skin-to-skin contact (မိခင်နှင့် အရေပြားချင်းထိတွေ့စေခြင်း)</w:t>
-      </w:r>
-    </w:p>
-    <w:p>
-      <w:pPr>
-        <w:pStyle w:val="ListBullet"/>
-        <w:ind w:left="720"/>
-      </w:pPr>
-      <w:r>
-        <w:t>Delayed cord clamping (ချက်ကြိုးဖြတ်ခြင်းကို နောက်ဆုတ်ခြင်း)</w:t>
-      </w:r>
-    </w:p>
-    <w:p>
-      <w:pPr>
-        <w:pStyle w:val="ListBullet"/>
-        <w:ind w:left="720"/>
-      </w:pPr>
-      <w:r>
-        <w:t>Eye care (မျက်စိစောင့်ရှောက်မှု) နှင့် Cord care (ချက်ကြိုးစောင့်ရှောက်မှု)</w:t>
-      </w:r>
-    </w:p>
-    <w:p>
-      <w:pPr>
-        <w:pStyle w:val="ListBullet"/>
-        <w:ind w:left="720"/>
-      </w:pPr>
-      <w:r>
-        <w:t>Support early exclusive breastfeeding (မိခင်နို့စောစီးစွာတိုက်ကျွေးရန် ကူညီခြင်း)</w:t>
-      </w:r>
-    </w:p>
-    <w:p>
-      <w:r>
-        <w:rPr>
-          <w:b/>
-        </w:rPr>
-        <w:t>၈.၂ Newborn Care Visit Form (ကလေးကျန်းမာရေးပြသမှု မှတ်တမ်း)</w:t>
-      </w:r>
-    </w:p>
-    <w:p>
-      <w:r>
-        <w:t>ကလေး၏ နောက်ဆက်တွဲ စောင့်ရှောက်မှုများအတွက် "Record New Visit" ကို နှိပ်ပါ။</w:t>
-      </w:r>
-    </w:p>
-    <w:p>
-      <w:pPr>
-        <w:spacing w:before="240" w:after="240"/>
-        <w:jc w:val="center"/>
-      </w:pPr>
-      <w:r>
-        <w:rPr>
-          <w:i/>
-          <w:color w:val="808080"/>
-        </w:rPr>
-        <w:t>[ဤနေရာတွင် ဓာတ်ပုံထည့်ရန် - Insert Screenshot Here]</w:t>
-      </w:r>
-    </w:p>
-    <w:p>
-      <w:pPr>
-        <w:pStyle w:val="ListBullet"/>
-      </w:pPr>
-      <w:r>
-        <w:lastRenderedPageBreak/>
-        <w:t>Baby Name (ကလေးအမည်)၊ Gender (ကျား/မ)၊ Birth Time (မွေးဖွားချိန် - အလိုအလျောက် သော့ခတ်ထားမည်)၊ Weight (အလေးချိန်)၊ Length (အရှည်)၊ Head Circumference (ခေါင်းလုံးပတ်) တို့ကို ဖြည့်သွင်းပါ။</w:t>
-      </w:r>
-    </w:p>
-    <w:p>
-      <w:r>
-        <w:rPr>
-          <w:b/>
-          <w:color w:val="FF0000"/>
-        </w:rPr>
-        <w:t>⚠️ သတိပြုရန် (Alert): အကယ်၍ ကလေးသည် ပေါင်ချိန်မပြည့်ခြင်း (Weight &lt; 2.5 kg) ဖြစ်ပါက KMC (Kangaroo Mother Care) လုပ်ဆောင်ရန် အက်ပ်မှ Alert ပြမည်ဖြစ်သည်။</w:t>
-      </w:r>
-    </w:p>
-    <w:p>
-      <w:pPr>
-        <w:pStyle w:val="ListBullet"/>
-      </w:pPr>
-      <w:r>
-        <w:t>Eye Infection (မျက်စိပိုးဝင်ခြင်း)၊ Umbilical Cord Care (ချက်ကြိုးစောင့်ရှောက်မှု) နှင့် Anatomy abnormalities (ခန္ဓာကိုယ်ပုံပန်း ချို့ယွင်းချက်) ရှိ/မရှိ စစ်ဆေးပြီး ရွေးချယ်ပါ။</w:t>
-      </w:r>
-    </w:p>
-    <w:p>
-      <w:pPr>
-        <w:pStyle w:val="ListBullet"/>
-      </w:pPr>
-      <w:r>
-        <w:t>Vaccines (ကာကွယ်ဆေးများ): Vitamin K, Hepatitis B, BCG ကာကွယ်ဆေးများ ထိုးပေးပြီးပါက အမှန်ခြစ် (Tick) ပေးပါ။</w:t>
-      </w:r>
-    </w:p>
-    <w:p>
-      <w:pPr>
-        <w:pStyle w:val="ListBullet"/>
-      </w:pPr>
-      <w:r>
-        <w:t>Exclusive breastfeeding on demand (မိခင်နို့တစ်မျိုးတည်းကိုသာ လိုအပ်သလို တိုက်ကျွေးခြင်း) ကို အမှန်ခြစ်ပေးပါ။</w:t>
-      </w:r>
-    </w:p>
-    <w:p>
-      <w:r>
-        <w:rPr>
-          <w:b/>
-        </w:rPr>
-        <w:t>Kangaroo Mother Care (KMC) အပိုင်း:</w:t>
-      </w:r>
-    </w:p>
-    <w:p>
-      <w:pPr>
-        <w:pStyle w:val="ListBullet"/>
-      </w:pPr>
-      <w:r>
-        <w:t>KMC ပြုလုပ်ရန် ရွေးချယ်ပါက "Yes" ကို နှိပ်ပြီး နေ့စဉ် KMC hour (KMC လုပ်သည့် အချိန်နာရီ)၊ Temperature (အပူချိန်)၊ Heart Rate (နှလုံးခုန်နှုန်း) နှင့် Respiration Rate (အသက်ရှူနှုန်း) ကို ဖြည့်စွက်ရပါမည်။ ပြုလုပ်ရန်မလိုပါက "No" ကို ရွေးချယ်ပြီး အကြောင်းရင်း (Reason category) ကို ရွေးပေးပါ။</w:t>
-      </w:r>
-    </w:p>
-    <w:p>
-      <w:r>
-        <w:rPr>
-          <w:b/>
-        </w:rPr>
-        <w:t>Danger Signs (အန္တရာယ်လက္ခဏာများ): ကိုက်ညီပါက အမှန်ခြစ်ပါ။</w:t>
-      </w:r>
-    </w:p>
-    <w:p>
-      <w:pPr>
-        <w:pStyle w:val="ListBullet"/>
-        <w:ind w:left="720"/>
-      </w:pPr>
-      <w:r>
-        <w:t>Umbilical infection (ချက်တိုင် သွေးယို/ပြည်တည်ခြင်း/နီရဲခြင်း)</w:t>
-      </w:r>
-    </w:p>
-    <w:p>
-      <w:pPr>
-        <w:pStyle w:val="ListBullet"/>
-        <w:ind w:left="720"/>
-      </w:pPr>
-      <w:r>
-        <w:t>Skin infection (အရေပြား ပြည်ဖုများပေါက်/ရောင်ရမ်းခြင်း)</w:t>
-      </w:r>
-    </w:p>
-    <w:p>
-      <w:pPr>
-        <w:pStyle w:val="ListBullet"/>
-        <w:ind w:left="720"/>
-      </w:pPr>
-      <w:r>
-        <w:t>Severe Jaundice (ခြေဖဝါး/လက်ဖဝါးများ ဝါနေခြင်း)</w:t>
-      </w:r>
-    </w:p>
-    <w:p>
-      <w:pPr>
-        <w:pStyle w:val="ListBullet"/>
-        <w:ind w:left="720"/>
-      </w:pPr>
-      <w:r>
-        <w:t>Fast breathing (အသက်ရှူမြန်ခြင်း/ ရင်ဘတ်အောင့်ချိုင့်ဝင်ခြင်း)</w:t>
-      </w:r>
-    </w:p>
-    <w:p>
-      <w:pPr>
-        <w:pStyle w:val="ListBullet"/>
-        <w:ind w:left="720"/>
-      </w:pPr>
-      <w:r>
-        <w:t>Convulsion / Fit (တက်ခြင်း)</w:t>
-      </w:r>
-    </w:p>
-    <w:p>
-      <w:pPr>
-        <w:pStyle w:val="ListBullet"/>
-        <w:ind w:left="720"/>
-      </w:pPr>
-      <w:r>
-        <w:lastRenderedPageBreak/>
-        <w:t>Fever / Hypothermia (ဖျားခြင်း/ ကိုယ်အေးစက်နေခြင်း)</w:t>
-      </w:r>
-    </w:p>
-    <w:p>
-      <w:pPr>
-        <w:pStyle w:val="ListBullet"/>
-        <w:ind w:left="720"/>
-      </w:pPr>
-      <w:r>
-        <w:t>Not feeding well (နို့ လုံးဝ မစို့လျှင်)</w:t>
-      </w:r>
-    </w:p>
-    <w:p>
-      <w:pPr>
-        <w:pStyle w:val="ListBullet"/>
-        <w:ind w:left="720"/>
-      </w:pPr>
-      <w:r>
-        <w:t>Very Weak / Unconscious (ခြေလက် လှုပ်ရှားမှု မရှိလျှင်/ သတိလစ်လျှင်)</w:t>
-      </w:r>
-    </w:p>
-    <w:p>
-      <w:r>
-        <w:rPr>
-          <w:b/>
-          <w:color w:val="FF0000"/>
-        </w:rPr>
-        <w:t>⚠️ သတိပြုရန် (Alert): အထက်ပါ လက္ခဏာများတွေ့ရှိပါက အရေးပေါ်ကုသမှုပေးရန်နှင့် ဆေးရုံသို့ လွှဲပြောင်းရန် (Transfer) လိုအပ်ပါသည်။</w:t>
-      </w:r>
-    </w:p>
-    <w:p>
-      <w:r>
-        <w:br w:type="page"/>
-      </w:r>
-    </w:p>
-    <w:p>
-      <w:pPr>
-        <w:pStyle w:val="Heading1"/>
-      </w:pPr>
-      <w:r>
-        <w:lastRenderedPageBreak/>
-        <w:t>၉။ မီးဖွားပြီးစောင့်ရှောက်မှု (Postpartum/PNC Form)</w:t>
-      </w:r>
-    </w:p>
-    <w:p>
-      <w:r>
-        <w:t>Patient Care Hub မှ "Postpartum Care" သို့ ဝင်ရောက်ပြီး "Record New PNC Visit" ကို နှိပ်ပါ။</w:t>
-      </w:r>
-    </w:p>
-    <w:p>
-      <w:pPr>
-        <w:spacing w:before="240" w:after="240"/>
-        <w:jc w:val="center"/>
-      </w:pPr>
-      <w:r>
-        <w:rPr>
-          <w:i/>
-          <w:color w:val="808080"/>
-        </w:rPr>
-        <w:t>[ဤနေရာတွင် ဓာတ်ပုံထည့်ရန် - Insert Screenshot Here]</w:t>
-      </w:r>
-    </w:p>
-    <w:p>
-      <w:pPr>
-        <w:pStyle w:val="ListBullet"/>
-      </w:pPr>
-      <w:r>
-        <w:t>Visit Date (ပြသသည့်ရက်စွဲ) နှင့် Delivered Date &amp; Time (မွေးဖွားသည့်ရက်စွဲနှင့်အချိန်) ကို စစ်ဆေးပါ။ မွေးဖွားချိန်ကို Newborn Form မှ အလိုအလျောက် ယူထားမည်ဖြစ်သည်။</w:t>
-      </w:r>
-    </w:p>
-    <w:p>
-      <w:pPr>
-        <w:pStyle w:val="ListBullet"/>
-      </w:pPr>
-      <w:r>
-        <w:t>Pulse Rate, Blood Pressure, Temperature (သွေးခုန်နှုန်း၊ သွေးပေါင်ချိန်၊ ကိုယ်အပူချိန်) ကို တိုင်းတာဖြည့်သွင်းပါ။</w:t>
-      </w:r>
-    </w:p>
-    <w:p>
-      <w:pPr>
-        <w:pStyle w:val="ListBullet"/>
-      </w:pPr>
-      <w:r>
-        <w:t>Breast Engorgement (ရင်သားတင်းမာမှု)၊ Breast Milk Production (နို့ထွက်ခြင်း) နှင့် Nipple Condition (နို့သီးခေါင်းအခြေအနေ) များကို သေချာစွာ စစ်ဆေးဖြည့်သွင်းပါ။</w:t>
-      </w:r>
-    </w:p>
-    <w:p>
-      <w:pPr>
-        <w:pStyle w:val="ListBullet"/>
-      </w:pPr>
-      <w:r>
-        <w:t>Uterine Involution (သားအိမ်လုံးမာခြင်း/ဝပ်ခြင်း): ပုံမှန်ဟုတ်/မဟုတ် ရွေးချယ်ပါ။</w:t>
-      </w:r>
-    </w:p>
-    <w:p>
-      <w:pPr>
-        <w:pStyle w:val="ListBullet"/>
-      </w:pPr>
-      <w:r>
-        <w:t>Vaginal Discharge / Lochia (မိန်းမကိုယ်မှ သွေးဆင်းခြင်း) နှင့် Discharge Smell (အနံ့) များကို စစ်ဆေးပါ။ အနံ့ဆိုး (Foul smell) ထွက်ပါက ပိုးဝင်နေနိုင်သဖြင့် သတိပြုပါ။</w:t>
-      </w:r>
-    </w:p>
-    <w:p>
-      <w:pPr>
-        <w:pStyle w:val="ListBullet"/>
-      </w:pPr>
-      <w:r>
-        <w:t>Episiotomy Wound Healing (မွေးလမ်းကြောင်းအနာ/ခွဲစိတ်အနာ အခြေအနေ) ကို စစ်ဆေးပါ။</w:t>
-      </w:r>
-    </w:p>
-    <w:p>
-      <w:pPr>
-        <w:pStyle w:val="ListBullet"/>
-      </w:pPr>
-      <w:r>
-        <w:t>Urination (ဆီးသွားခြင်း) နှင့် Constipation (ဝမ်းချုပ်ခြင်း) ပြဿနာရှိ/မရှိ မေးမြန်းပါ။</w:t>
-      </w:r>
-    </w:p>
-    <w:p>
-      <w:pPr>
-        <w:pStyle w:val="ListBullet"/>
-      </w:pPr>
-      <w:r>
-        <w:t>Maternal Mental Health Assessment (စိတ်ကျန်းမာရေးဆိုင်ရာ ဆန်းစစ်ခြင်း): မိခင်၏ စိတ်ပိုင်းဆိုင်ရာ အခြေအနေများကို မေးမြန်းမှတ်တမ်းတင်ပါ။</w:t>
-      </w:r>
-    </w:p>
-    <w:p>
-      <w:pPr>
-        <w:pStyle w:val="ListBullet"/>
-      </w:pPr>
-      <w:r>
-        <w:t>Vitamins (အားဆေးများ): Vitamin B Complex, Vitamin A, Iron Folic Acid များ တိုက်ကျွေးပါက အမှန်ခြစ်ပေးပါ။</w:t>
-      </w:r>
-    </w:p>
-    <w:p>
-      <w:pPr>
-        <w:pStyle w:val="ListBullet"/>
-      </w:pPr>
-      <w:r>
-        <w:t>Contraception (သားဆက်ခြားနည်းလမ်းများ): မွေးပြီး ၄၂ ရက် နောက်ပိုင်း သားဆက်ခြားနည်းလမ်းများ (Injection/Pills/Condom/IUD/Implant) ဆွေးနွေးပေးခဲ့ပါက အမှန်ခြစ်ပေးပါ။</w:t>
-      </w:r>
-    </w:p>
-    <w:p>
-      <w:r>
-        <w:rPr>
-          <w:b/>
-        </w:rPr>
-        <w:t>PNC Danger Signs (မီးဖွားပြီး အန္တရာယ်လက္ခဏာများ):</w:t>
       </w:r>
     </w:p>
     <w:p>
@@ -2684,6 +1978,774 @@
         <w:ind w:left="720"/>
       </w:pPr>
       <w:r>
+        <w:t>မိန်းမကိုယ်မှ သွေးဆင်းခြင်း (Vaginal Bleeding)</w:t>
+      </w:r>
+    </w:p>
+    <w:p>
+      <w:pPr>
+        <w:pStyle w:val="ListBullet"/>
+        <w:ind w:left="720"/>
+      </w:pPr>
+      <w:r>
+        <w:t>တက်ခြင်း/သတိလစ်ခြင်း (Convulsions)</w:t>
+      </w:r>
+    </w:p>
+    <w:p>
+      <w:pPr>
+        <w:pStyle w:val="ListBullet"/>
+        <w:ind w:left="720"/>
+      </w:pPr>
+      <w:r>
+        <w:t>ခေါင်းကိုက်ခြင်း/အမြင်မှုန်ခြင်း/အန်ခြင်း (Severe Headache, Blurred vision)</w:t>
+      </w:r>
+    </w:p>
+    <w:p>
+      <w:pPr>
+        <w:pStyle w:val="ListBullet"/>
+        <w:ind w:left="720"/>
+      </w:pPr>
+      <w:r>
+        <w:t>ဗိုက်အလွန်နာခြင်း (Severe Abdominal Pain)</w:t>
+      </w:r>
+    </w:p>
+    <w:p>
+      <w:pPr>
+        <w:pStyle w:val="ListBullet"/>
+        <w:ind w:left="720"/>
+      </w:pPr>
+      <w:r>
+        <w:t>ဖျားခြင်း (Fever) နှင့် အသက်ရှူမြန်ခြင်း (Fast breathing)</w:t>
+      </w:r>
+    </w:p>
+    <w:p>
+      <w:pPr>
+        <w:pStyle w:val="ListBullet"/>
+        <w:ind w:left="720"/>
+      </w:pPr>
+      <w:r>
+        <w:t>ခန့်မှန်းမွေးဖွားရက်ထက် ၇ ရက်ကျော်ခြင်း (Post Date)</w:t>
+      </w:r>
+    </w:p>
+    <w:p>
+      <w:r>
+        <w:rPr>
+          <w:b/>
+          <w:color w:val="FF0000"/>
+        </w:rPr>
+        <w:t>⚠️ သတိပြုရန် (Alert): အန္တရာယ်လက္ခဏာများ ပြသနေပါက လိုအပ်သလို အရေးပေါ်ကုသမှုပေးရန်နှင့် လွှဲပြောင်းရန် (Transfer) စဉ်းစားရပါမည်။</w:t>
+      </w:r>
+    </w:p>
+    <w:p>
+      <w:r>
+        <w:t>Medications (ဆေးဝါးကုသမှုများ):</w:t>
+      </w:r>
+    </w:p>
+    <w:p>
+      <w:pPr>
+        <w:pStyle w:val="ListBullet"/>
+      </w:pPr>
+      <w:r>
+        <w:lastRenderedPageBreak/>
+        <w:t>သံဓာတ်နှင့် ဖောလစ်အက်ဆစ် (Iron Folic Acid)၊ ဗီတာမင်ဘီဝမ်း၊ မေးခိုင်ကာကွယ်ဆေး (Tetanus) အစရှိသည်တို့အတွက် ပေးသည့်အကြိမ်ရေ (Frequency) နှင့် ဆေးပြားအရေအတွက် (Total tablets) ကို ဖြည့်စွက်ပါ။</w:t>
+      </w:r>
+    </w:p>
+    <w:p>
+      <w:pPr>
+        <w:pStyle w:val="ListBullet"/>
+      </w:pPr>
+      <w:r>
+        <w:t>Next Visit Date (နောက်တစ်ကြိမ် ပြန်ပြရက်) ကို အက်ပ်မှ အလိုအလျောက် တွက်ချက်ပေးမည်ဖြစ်ပြီး၊ မိမိစိတ်ကြိုက် ပြင်ဆင်လိုပါက "Adjust next visit date manually" ကို ရွေးချယ်၍ ပြင်ဆင်နိုင်ပါသည်။</w:t>
+      </w:r>
+    </w:p>
+    <w:p>
+      <w:pPr>
+        <w:pStyle w:val="ListBullet"/>
+      </w:pPr>
+      <w:r>
+        <w:t>အဆုံးတွင် ဆရာမ၏ အမည်အတိုကောက် (Initial) ကို ထည့်သွင်းပြီး Save ခလုတ်ကို နှိပ်ပါ။</w:t>
+      </w:r>
+    </w:p>
+    <w:p>
+      <w:r>
+        <w:br w:type="page"/>
+      </w:r>
+    </w:p>
+    <w:p>
+      <w:pPr>
+        <w:pStyle w:val="Heading1"/>
+      </w:pPr>
+      <w:r>
+        <w:lastRenderedPageBreak/>
+        <w:t>၅။ ဓာတ်ခွဲစမ်းသပ်မှုများ (Lab Tests) နှင့် အခြား</w:t>
+      </w:r>
+    </w:p>
+    <w:p>
+      <w:r>
+        <w:t>Patient Care Hub မှတဆင့် အောက်ပါအချက်အလက်များကို ဆက်လက် မှတ်တမ်းတင်နိုင်ပါသည်။</w:t>
+      </w:r>
+    </w:p>
+    <w:p>
+      <w:pPr>
+        <w:spacing w:before="240" w:after="240"/>
+        <w:jc w:val="center"/>
+      </w:pPr>
+      <w:r>
+        <w:rPr>
+          <w:i/>
+          <w:color w:val="808080"/>
+        </w:rPr>
+        <w:t>[ဤနေရာတွင် ဓာတ်ပုံထည့်ရန် - Insert Screenshot Here]</w:t>
+      </w:r>
+    </w:p>
+    <w:p>
+      <w:pPr>
+        <w:pStyle w:val="ListBullet"/>
+      </w:pPr>
+      <w:r>
+        <w:t>Lab Tests (ဓာတ်ခွဲစမ်းသပ်မှုများ): "Record New Test" ကို နှိပ်ပြီး ဆီးချို၊ သွေးအားနည်းရောဂါ၊ Syphilis၊ HIV နှင့် ဆီးစစ်ဆေးမှု ရလဒ်များကို ဖြည့်သွင်းပါ။ ပုံမှန်မဟုတ်သော ရလဒ်များ (ဥပမာ- Positive) ထွက်ပေါ်ပါက Alert ပြမည်ဖြစ်ပါသည်။</w:t>
+      </w:r>
+    </w:p>
+    <w:p>
+      <w:pPr>
+        <w:pStyle w:val="ListBullet"/>
+      </w:pPr>
+      <w:r>
+        <w:t>ANC Report (ကိုယ်ဝန်ဆောင်အစီရင်ခံစာ): ယခင်လာပြခဲ့သော ANC အချက်အလက်များအားလုံးကို ဇယားများ၊ ဂရပ်များဖြင့် စုစည်းကြည့်ရှုနိုင်ပြီး မိခင်၏ ကျန်းမာရေးတိုးတက်မှုကို အကဲဖြတ်နိုင်ပါသည်။</w:t>
+      </w:r>
+    </w:p>
+    <w:p>
+      <w:pPr>
+        <w:pStyle w:val="ListBullet"/>
+      </w:pPr>
+      <w:r>
+        <w:lastRenderedPageBreak/>
+        <w:t>Health Education (ကျန်းမာရေးပညာပေးခြင်း): မိခင်အား အာဟာရ၊ အန္တရာယ်လက္ခဏာများ အကြောင်း ပညာပေးပြီးတိုင်း "Mark as completed" ကို နှိပ်၍ မှတ်သားထားပါ။</w:t>
+      </w:r>
+    </w:p>
+    <w:p>
+      <w:r>
+        <w:br w:type="page"/>
+      </w:r>
+    </w:p>
+    <w:p>
+      <w:pPr>
+        <w:pStyle w:val="Heading1"/>
+      </w:pPr>
+      <w:r>
+        <w:lastRenderedPageBreak/>
+        <w:t>၆။ သားဖွားခြင်းစောင့်ကြည့်ရေးဇယား (LCG)</w:t>
+      </w:r>
+    </w:p>
+    <w:p>
+      <w:r>
+        <w:t>မွေးဖွားခြင်းအဆင့် စတင်ပါက LCG ကို အသုံးပြုရပါမည်။ Patient Care Hub မှ "Labour Care" ကို နှိပ်ပါ။</w:t>
+      </w:r>
+    </w:p>
+    <w:p>
+      <w:pPr>
+        <w:spacing w:before="240" w:after="240"/>
+        <w:jc w:val="center"/>
+      </w:pPr>
+      <w:r>
+        <w:rPr>
+          <w:i/>
+          <w:color w:val="808080"/>
+        </w:rPr>
+        <w:t>[ဤနေရာတွင် ဓာတ်ပုံထည့်ရန် - Insert Screenshot Here]</w:t>
+      </w:r>
+    </w:p>
+    <w:p>
+      <w:r>
+        <w:rPr>
+          <w:b/>
+        </w:rPr>
+        <w:t>၆.၁ LCG Setup (အစပျိုးခြင်း)</w:t>
+      </w:r>
+    </w:p>
+    <w:p>
+      <w:pPr>
+        <w:pStyle w:val="ListBullet"/>
+      </w:pPr>
+      <w:r>
+        <w:t>Labour Onset (မွေးဖွားခြင်းစတင်သည့်ရက်နှင့် အချိန်): သဘာဝအတိုင်း (Spontaneous) လား၊ ဆေးဖြင့်ဖြစ်စေခြင်း (Induced) လား ရွေးချယ်ပြီး အချိန်ကို ဖြည့်သွင်းပါ။</w:t>
+      </w:r>
+    </w:p>
+    <w:p>
+      <w:pPr>
+        <w:pStyle w:val="ListBullet"/>
+      </w:pPr>
+      <w:r>
+        <w:t>Ruptured Membranes (ရေမွှာပေါက်ချိန်): အချိန်အတိအကျကို ထည့်သွင်းပါ။</w:t>
+      </w:r>
+    </w:p>
+    <w:p>
+      <w:r>
+        <w:rPr>
+          <w:b/>
+        </w:rPr>
+        <w:t>၆.၂ LCG Entry (အချက်အလက်များ ဖြည့်သွင်းခြင်း)</w:t>
+      </w:r>
+    </w:p>
+    <w:p>
+      <w:pPr>
+        <w:spacing w:before="240" w:after="240"/>
+        <w:jc w:val="center"/>
+      </w:pPr>
+      <w:r>
+        <w:rPr>
+          <w:i/>
+          <w:color w:val="808080"/>
+        </w:rPr>
+        <w:t>[ဤနေရာတွင် ဓာတ်ပုံထည့်ရန် - Insert Screenshot Here]</w:t>
+      </w:r>
+    </w:p>
+    <w:p>
+      <w:pPr>
+        <w:pStyle w:val="ListBullet"/>
+      </w:pPr>
+      <w:r>
+        <w:lastRenderedPageBreak/>
+        <w:t>Active First Stage Start Time (သားဖွားခြင်းတက်ကြွအဆင့် စတင်ချိန်): ဤအချိန်ကို ထည့်သွင်းလိုက်ပါက အက်ပ်မှ သင့်အတွက် အချိန်ကော်လံ (Time columns) များကို အလိုအလျောက် တွက်ချက်ဖန်တီးပေးသွားမည် ဖြစ်ပါသည်။ ဤအချိန်သည် သားအိမ်ခေါင်း ၅ စင်တီမီတာ ကျယ်သော အချိန်ဖြစ်ရပါမည်။</w:t>
+      </w:r>
+    </w:p>
+    <w:p>
+      <w:pPr>
+        <w:pStyle w:val="ListBullet"/>
+      </w:pPr>
+      <w:r>
+        <w:t>Cervix Plot (သားအိမ်ခေါင်းအကျယ်) နှင့် Descent Plot (ကလေးဦးခေါင်းဆင်းသက်ခြင်း): ဇယားကွက်ပေါ်တွင် အမှတ်အသားလေးများ (Points) နှိပ်၍ ထည့်သွင်းသွားရပါမည်။</w:t>
+      </w:r>
+    </w:p>
+    <w:p>
+      <w:r>
+        <w:rPr>
+          <w:b/>
+          <w:color w:val="FF0000"/>
+        </w:rPr>
+        <w:t>⚠️ သတိပြုရန် (Alert): သားအိမ်ခေါင်းကျယ်ခြင်း မျဉ်းသည် Alert Line (သတိပေးမျဉ်း) သို့မဟုတ် Action Line (လုပ်ဆောင်ရန်မျဉ်း) ကို ကျော်လွန်သွားပါက ချက်ချင်း Alert ပြမည်ဖြစ်ပြီး အရေးပေါ် အရေးယူဆောင်ရွက်ရန် လိုအပ်ပါသည်။</w:t>
+      </w:r>
+    </w:p>
+    <w:p>
+      <w:r>
+        <w:rPr>
+          <w:b/>
+        </w:rPr>
+        <w:t>အချိန်အလိုက် ဖြည့်သွင်းရမည့် အချက်များ -</w:t>
+      </w:r>
+    </w:p>
+    <w:p>
+      <w:pPr>
+        <w:pStyle w:val="ListBullet"/>
+      </w:pPr>
+      <w:r>
+        <w:t>Baseline FHR (သန္ဓေသားနှလုံးခုန်နှုန်း): ပုံမှန် 110-160 အတွင်း ရှိရပါမည်။</w:t>
+      </w:r>
+    </w:p>
+    <w:p>
+      <w:pPr>
+        <w:pStyle w:val="ListBullet"/>
+      </w:pPr>
+      <w:r>
+        <w:lastRenderedPageBreak/>
+        <w:t>Amniotic Fluid (ရေမွှာရည်): C (ကြည်လင်)၊ M (မစင်ပါ)၊ B (သွေးပါ)။ "M" သို့မဟုတ် "B" ဖြစ်ပါက သတိပေးချက် ပြပါမည်။</w:t>
+      </w:r>
+    </w:p>
+    <w:p>
+      <w:pPr>
+        <w:pStyle w:val="ListBullet"/>
+      </w:pPr>
+      <w:r>
+        <w:t>Moulding (ဦးခေါင်းပုံသွင်းခံရခြင်း) နှင့် Caput (ဦးခေါင်းဖောင်းခြင်း): 0 (none), + (mild), ++ (moderate), +++ (severe) တို့မှ ရွေးချယ်ပါ။ "+++" ဖြစ်ပါက အန္တရာယ်ရှိပါသည်။</w:t>
+      </w:r>
+    </w:p>
+    <w:p>
+      <w:pPr>
+        <w:pStyle w:val="ListBullet"/>
+      </w:pPr>
+      <w:r>
+        <w:t>Contractions per 10 min (၁၀ မိနစ်အတွင်း သားအိမ်ညှစ်ခြင်း) နှင့် Duration (ကြာချိန်)။</w:t>
+      </w:r>
+    </w:p>
+    <w:p>
+      <w:pPr>
+        <w:pStyle w:val="ListBullet"/>
+      </w:pPr>
+      <w:r>
+        <w:t>Pulse (သွေးခုန်နှုန်း)၊ Systolic/Diastolic BP (သွေးပေါင်ချိန်)၊ Temperature (အပူချိန်) နှင့် Urine (ဆီး) အခြေအနေများကို အချိန်ကော်လံအလိုက် ဂရုတစိုက် ဖြည့်သွင်းပါ။</w:t>
+      </w:r>
+    </w:p>
+    <w:p>
+      <w:r>
+        <w:br w:type="page"/>
+      </w:r>
+    </w:p>
+    <w:p>
+      <w:pPr>
+        <w:pStyle w:val="Heading1"/>
+      </w:pPr>
+      <w:r>
+        <w:lastRenderedPageBreak/>
+        <w:t>၇။ သားဖွားခြင်း တတိယအဆင့် (LCG 3rd Stage)</w:t>
+      </w:r>
+    </w:p>
+    <w:p>
+      <w:r>
+        <w:t>ကလေးမွေးဖွားပြီးပါက Patient Care Hub သို့ပြန်သွားပြီး "LCG 3rd Stage" ကို နှိပ်ပါ။ ဤသည်မှာ အချင်းကျသည့် အဆင့်ကို တစ်ကြိမ်သာ မှတ်တမ်းတင်ရသည့် နေရာဖြစ်ပါသည်။</w:t>
+      </w:r>
+    </w:p>
+    <w:p>
+      <w:pPr>
+        <w:spacing w:before="240" w:after="240"/>
+        <w:jc w:val="center"/>
+      </w:pPr>
+      <w:r>
+        <w:rPr>
+          <w:i/>
+          <w:color w:val="808080"/>
+        </w:rPr>
+        <w:t>[ဤနေရာတွင် ဓာတ်ပုံထည့်ရန် - Insert Screenshot Here]</w:t>
+      </w:r>
+    </w:p>
+    <w:p>
+      <w:pPr>
+        <w:pStyle w:val="ListBullet"/>
+      </w:pPr>
+      <w:r>
+        <w:t>အချင်းကျသည့်အချိန်၊ သွေးထွက်ရှိမှု ပမာဏ (Estimated Blood Loss) နှင့် အခြားပေးခဲ့သော ဆေးဝါးများကို မှတ်တမ်းတင်ပါ။</w:t>
+      </w:r>
+    </w:p>
+    <w:p>
+      <w:r>
+        <w:br w:type="page"/>
+      </w:r>
+    </w:p>
+    <w:p>
+      <w:pPr>
+        <w:pStyle w:val="Heading1"/>
+      </w:pPr>
+      <w:r>
+        <w:lastRenderedPageBreak/>
+        <w:t>၈။ မွေးကင်းစကလေးစောင့်ရှောက်မှု (Newborn Care)</w:t>
+      </w:r>
+    </w:p>
+    <w:p>
+      <w:r>
+        <w:t>Patient Care Hub မှ "Newborn Care" သို့ ဝင်ရောက်ပါ။ ကလေးမွေးပြီးချင်း ချက်ချင်း ပေးရမည့် စောင့်ရှောက်မှုများနှင့် နောက်ပိုင်းလာပြသော ပြသမှုများကို ဤနေရာတွင် ဖြည့်သွင်းရပါမည်။</w:t>
+      </w:r>
+    </w:p>
+    <w:p>
+      <w:r>
+        <w:rPr>
+          <w:b/>
+        </w:rPr>
+        <w:t>၈.၁ Immediate Newborn Care (မွေးမွေးချင်းစောင့်ရှောက်မှု)</w:t>
+      </w:r>
+    </w:p>
+    <w:p>
+      <w:r>
+        <w:t>ဤစာမျက်နှာသည် တစ်ကြိမ်သာ ဖြည့်သွင်းရန် လိုအပ်ပါသည်။</w:t>
+      </w:r>
+    </w:p>
+    <w:p>
+      <w:pPr>
+        <w:spacing w:before="240" w:after="240"/>
+        <w:jc w:val="center"/>
+      </w:pPr>
+      <w:r>
+        <w:rPr>
+          <w:i/>
+          <w:color w:val="808080"/>
+        </w:rPr>
+        <w:t>[ဤနေရာတွင် ဓာတ်ပုံထည့်ရန် - Insert Screenshot Here]</w:t>
+      </w:r>
+    </w:p>
+    <w:p>
+      <w:pPr>
+        <w:pStyle w:val="ListBullet"/>
+      </w:pPr>
+      <w:r>
+        <w:t>Apgar Score (၁ မိနစ် နှင့် ၅ မိနစ်) တွင် ရရှိသောအမှတ်များကို ထည့်သွင်းပါ။</w:t>
+      </w:r>
+    </w:p>
+    <w:p>
+      <w:pPr>
+        <w:pStyle w:val="ListBullet"/>
+      </w:pPr>
+      <w:r>
+        <w:t>အောက်ပါ လုပ်ဆောင်ချက်များကို ပြီးမြောက်ပါက အမှန်ခြစ် (Tick) ပေးပါ -</w:t>
+      </w:r>
+    </w:p>
+    <w:p>
+      <w:pPr>
+        <w:pStyle w:val="ListBullet"/>
+        <w:ind w:left="720"/>
+      </w:pPr>
+      <w:r>
+        <w:t>Thorough drying (သေချာစွာသုတ်သင်ခြင်း)</w:t>
+      </w:r>
+    </w:p>
+    <w:p>
+      <w:pPr>
+        <w:pStyle w:val="ListBullet"/>
+        <w:ind w:left="720"/>
+      </w:pPr>
+      <w:r>
+        <w:lastRenderedPageBreak/>
+        <w:t>Spontaneous breathing (အလိုအလျောက် အသက်ရှူခြင်း) / Gasping or no breathing (အသက်ရှူခက်ခဲခြင်း/မရှူခြင်း)</w:t>
+      </w:r>
+    </w:p>
+    <w:p>
+      <w:pPr>
+        <w:pStyle w:val="ListBullet"/>
+        <w:ind w:left="720"/>
+      </w:pPr>
+      <w:r>
+        <w:t>Skin-to-skin contact (မိခင်နှင့် အရေပြားချင်းထိတွေ့စေခြင်း)</w:t>
+      </w:r>
+    </w:p>
+    <w:p>
+      <w:pPr>
+        <w:pStyle w:val="ListBullet"/>
+        <w:ind w:left="720"/>
+      </w:pPr>
+      <w:r>
+        <w:t>Delayed cord clamping (ချက်ကြိုးဖြတ်ခြင်းကို နောက်ဆုတ်ခြင်း)</w:t>
+      </w:r>
+    </w:p>
+    <w:p>
+      <w:pPr>
+        <w:pStyle w:val="ListBullet"/>
+        <w:ind w:left="720"/>
+      </w:pPr>
+      <w:r>
+        <w:t>Eye care (မျက်စိစောင့်ရှောက်မှု) နှင့် Cord care (ချက်ကြိုးစောင့်ရှောက်မှု)</w:t>
+      </w:r>
+    </w:p>
+    <w:p>
+      <w:pPr>
+        <w:pStyle w:val="ListBullet"/>
+        <w:ind w:left="720"/>
+      </w:pPr>
+      <w:r>
+        <w:t>Support early exclusive breastfeeding (မိခင်နို့စောစီးစွာတိုက်ကျွေးရန် ကူညီခြင်း)</w:t>
+      </w:r>
+    </w:p>
+    <w:p>
+      <w:r>
+        <w:rPr>
+          <w:b/>
+        </w:rPr>
+        <w:t>၈.၂ Newborn Care Visit Form (ကလေးကျန်းမာရေးပြသမှု မှတ်တမ်း)</w:t>
+      </w:r>
+    </w:p>
+    <w:p>
+      <w:r>
+        <w:t>ကလေး၏ နောက်ဆက်တွဲ စောင့်ရှောက်မှုများအတွက် "Record New Visit" ကို နှိပ်ပါ။</w:t>
+      </w:r>
+    </w:p>
+    <w:p>
+      <w:pPr>
+        <w:spacing w:before="240" w:after="240"/>
+        <w:jc w:val="center"/>
+      </w:pPr>
+      <w:r>
+        <w:rPr>
+          <w:i/>
+          <w:color w:val="808080"/>
+        </w:rPr>
+        <w:t>[ဤနေရာတွင် ဓာတ်ပုံထည့်ရန် - Insert Screenshot Here]</w:t>
+      </w:r>
+    </w:p>
+    <w:p>
+      <w:pPr>
+        <w:pStyle w:val="ListBullet"/>
+      </w:pPr>
+      <w:r>
+        <w:lastRenderedPageBreak/>
+        <w:t>Baby Name (ကလေးအမည်)၊ Gender (ကျား/မ)၊ Birth Time (မွေးဖွားချိန် - အလိုအလျောက် သော့ခတ်ထားမည်)၊ Weight (အလေးချိန်)၊ Length (အရှည်)၊ Head Circumference (ခေါင်းလုံးပတ်) တို့ကို ဖြည့်သွင်းပါ။</w:t>
+      </w:r>
+    </w:p>
+    <w:p>
+      <w:r>
+        <w:rPr>
+          <w:b/>
+          <w:color w:val="FF0000"/>
+        </w:rPr>
+        <w:t>⚠️ သတိပြုရန် (Alert): အကယ်၍ ကလေးသည် ပေါင်ချိန်မပြည့်ခြင်း (Weight &lt; 2.5 kg) ဖြစ်ပါက KMC (Kangaroo Mother Care) လုပ်ဆောင်ရန် အက်ပ်မှ Alert ပြမည်ဖြစ်သည်။</w:t>
+      </w:r>
+    </w:p>
+    <w:p>
+      <w:pPr>
+        <w:pStyle w:val="ListBullet"/>
+      </w:pPr>
+      <w:r>
+        <w:t>Eye Infection (မျက်စိပိုးဝင်ခြင်း)၊ Umbilical Cord Care (ချက်ကြိုးစောင့်ရှောက်မှု) နှင့် Anatomy abnormalities (ခန္ဓာကိုယ်ပုံပန်း ချို့ယွင်းချက်) ရှိ/မရှိ စစ်ဆေးပြီး ရွေးချယ်ပါ။</w:t>
+      </w:r>
+    </w:p>
+    <w:p>
+      <w:pPr>
+        <w:pStyle w:val="ListBullet"/>
+      </w:pPr>
+      <w:r>
+        <w:t>Vaccines (ကာကွယ်ဆေးများ): Vitamin K, Hepatitis B, BCG ကာကွယ်ဆေးများ ထိုးပေးပြီးပါက အမှန်ခြစ် (Tick) ပေးပါ။</w:t>
+      </w:r>
+    </w:p>
+    <w:p>
+      <w:pPr>
+        <w:pStyle w:val="ListBullet"/>
+      </w:pPr>
+      <w:r>
+        <w:t>Exclusive breastfeeding on demand (မိခင်နို့တစ်မျိုးတည်းကိုသာ လိုအပ်သလို တိုက်ကျွေးခြင်း) ကို အမှန်ခြစ်ပေးပါ။</w:t>
+      </w:r>
+    </w:p>
+    <w:p>
+      <w:r>
+        <w:rPr>
+          <w:b/>
+        </w:rPr>
+        <w:t>Kangaroo Mother Care (KMC) အပိုင်း:</w:t>
+      </w:r>
+    </w:p>
+    <w:p>
+      <w:pPr>
+        <w:pStyle w:val="ListBullet"/>
+      </w:pPr>
+      <w:r>
+        <w:lastRenderedPageBreak/>
+        <w:t>KMC ပြုလုပ်ရန် ရွေးချယ်ပါက "Yes" ကို နှိပ်ပြီး နေ့စဉ် KMC hour (KMC လုပ်သည့် အချိန်နာရီ)၊ Temperature (အပူချိန်)၊ Heart Rate (နှလုံးခုန်နှုန်း) နှင့် Respiration Rate (အသက်ရှူနှုန်း) ကို ဖြည့်စွက်ရပါမည်။ ပြုလုပ်ရန်မလိုပါက "No" ကို ရွေးချယ်ပြီး အကြောင်းရင်း (Reason category) ကို ရွေးပေးပါ။</w:t>
+      </w:r>
+    </w:p>
+    <w:p>
+      <w:r>
+        <w:rPr>
+          <w:b/>
+        </w:rPr>
+        <w:t>Danger Signs (အန္တရာယ်လက္ခဏာများ): ကိုက်ညီပါက အမှန်ခြစ်ပါ။</w:t>
+      </w:r>
+    </w:p>
+    <w:p>
+      <w:pPr>
+        <w:pStyle w:val="ListBullet"/>
+        <w:ind w:left="720"/>
+      </w:pPr>
+      <w:r>
+        <w:t>Umbilical infection (ချက်တိုင် သွေးယို/ပြည်တည်ခြင်း/နီရဲခြင်း)</w:t>
+      </w:r>
+    </w:p>
+    <w:p>
+      <w:pPr>
+        <w:pStyle w:val="ListBullet"/>
+        <w:ind w:left="720"/>
+      </w:pPr>
+      <w:r>
+        <w:t>Skin infection (အရေပြား ပြည်ဖုများပေါက်/ရောင်ရမ်းခြင်း)</w:t>
+      </w:r>
+    </w:p>
+    <w:p>
+      <w:pPr>
+        <w:pStyle w:val="ListBullet"/>
+        <w:ind w:left="720"/>
+      </w:pPr>
+      <w:r>
+        <w:t>Severe Jaundice (ခြေဖဝါး/လက်ဖဝါးများ ဝါနေခြင်း)</w:t>
+      </w:r>
+    </w:p>
+    <w:p>
+      <w:pPr>
+        <w:pStyle w:val="ListBullet"/>
+        <w:ind w:left="720"/>
+      </w:pPr>
+      <w:r>
+        <w:t>Fast breathing (အသက်ရှူမြန်ခြင်း/ ရင်ဘတ်အောင့်ချိုင့်ဝင်ခြင်း)</w:t>
+      </w:r>
+    </w:p>
+    <w:p>
+      <w:pPr>
+        <w:pStyle w:val="ListBullet"/>
+        <w:ind w:left="720"/>
+      </w:pPr>
+      <w:r>
+        <w:t>Convulsion / Fit (တက်ခြင်း)</w:t>
+      </w:r>
+    </w:p>
+    <w:p>
+      <w:pPr>
+        <w:pStyle w:val="ListBullet"/>
+        <w:ind w:left="720"/>
+      </w:pPr>
+      <w:r>
+        <w:t>Fever / Hypothermia (ဖျားခြင်း/ ကိုယ်အေးစက်နေခြင်း)</w:t>
+      </w:r>
+    </w:p>
+    <w:p>
+      <w:pPr>
+        <w:pStyle w:val="ListBullet"/>
+        <w:ind w:left="720"/>
+      </w:pPr>
+      <w:r>
+        <w:t>Not feeding well (နို့ လုံးဝ မစို့လျှင်)</w:t>
+      </w:r>
+    </w:p>
+    <w:p>
+      <w:pPr>
+        <w:pStyle w:val="ListBullet"/>
+        <w:ind w:left="720"/>
+      </w:pPr>
+      <w:r>
+        <w:lastRenderedPageBreak/>
+        <w:t>Very Weak / Unconscious (ခြေလက် လှုပ်ရှားမှု မရှိလျှင်/ သတိလစ်လျှင်)</w:t>
+      </w:r>
+    </w:p>
+    <w:p>
+      <w:r>
+        <w:rPr>
+          <w:b/>
+          <w:color w:val="FF0000"/>
+        </w:rPr>
+        <w:t>⚠️ သတိပြုရန် (Alert): အထက်ပါ လက္ခဏာများတွေ့ရှိပါက အရေးပေါ်ကုသမှုပေးရန်နှင့် ဆေးရုံသို့ လွှဲပြောင်းရန် (Transfer) လိုအပ်ပါသည်။</w:t>
+      </w:r>
+    </w:p>
+    <w:p>
+      <w:r>
+        <w:br w:type="page"/>
+      </w:r>
+    </w:p>
+    <w:p>
+      <w:pPr>
+        <w:pStyle w:val="Heading1"/>
+      </w:pPr>
+      <w:r>
+        <w:lastRenderedPageBreak/>
+        <w:t>၉။ မီးဖွားပြီးစောင့်ရှောက်မှု (Postpartum/PNC Form)</w:t>
+      </w:r>
+    </w:p>
+    <w:p>
+      <w:r>
+        <w:t>Patient Care Hub မှ "Postpartum Care" သို့ ဝင်ရောက်ပြီး "Record New PNC Visit" ကို နှိပ်ပါ။</w:t>
+      </w:r>
+    </w:p>
+    <w:p>
+      <w:pPr>
+        <w:spacing w:before="240" w:after="240"/>
+        <w:jc w:val="center"/>
+      </w:pPr>
+      <w:r>
+        <w:rPr>
+          <w:i/>
+          <w:color w:val="808080"/>
+        </w:rPr>
+        <w:t>[ဤနေရာတွင် ဓာတ်ပုံထည့်ရန် - Insert Screenshot Here]</w:t>
+      </w:r>
+    </w:p>
+    <w:p>
+      <w:pPr>
+        <w:pStyle w:val="ListBullet"/>
+      </w:pPr>
+      <w:r>
+        <w:t>Visit Date (ပြသသည့်ရက်စွဲ) နှင့် Delivered Date &amp; Time (မွေးဖွားသည့်ရက်စွဲနှင့်အချိန်) ကို စစ်ဆေးပါ။ မွေးဖွားချိန်ကို Newborn Form မှ အလိုအလျောက် ယူထားမည်ဖြစ်သည်။</w:t>
+      </w:r>
+    </w:p>
+    <w:p>
+      <w:pPr>
+        <w:pStyle w:val="ListBullet"/>
+      </w:pPr>
+      <w:r>
+        <w:t>Pulse Rate, Blood Pressure, Temperature (သွေးခုန်နှုန်း၊ သွေးပေါင်ချိန်၊ ကိုယ်အပူချိန်) ကို တိုင်းတာဖြည့်သွင်းပါ။</w:t>
+      </w:r>
+    </w:p>
+    <w:p>
+      <w:pPr>
+        <w:pStyle w:val="ListBullet"/>
+      </w:pPr>
+      <w:r>
+        <w:t>Breast Engorgement (ရင်သားတင်းမာမှု)၊ Breast Milk Production (နို့ထွက်ခြင်း) နှင့် Nipple Condition (နို့သီးခေါင်းအခြေအနေ) များကို သေချာစွာ စစ်ဆေးဖြည့်သွင်းပါ။</w:t>
+      </w:r>
+    </w:p>
+    <w:p>
+      <w:pPr>
+        <w:pStyle w:val="ListBullet"/>
+      </w:pPr>
+      <w:r>
+        <w:t>Uterine Involution (သားအိမ်လုံးမာခြင်း/ဝပ်ခြင်း): ပုံမှန်ဟုတ်/မဟုတ် ရွေးချယ်ပါ။</w:t>
+      </w:r>
+    </w:p>
+    <w:p>
+      <w:pPr>
+        <w:pStyle w:val="ListBullet"/>
+      </w:pPr>
+      <w:r>
+        <w:lastRenderedPageBreak/>
+        <w:t>Vaginal Discharge / Lochia (မိန်းမကိုယ်မှ သွေးဆင်းခြင်း) နှင့် Discharge Smell (အနံ့) များကို စစ်ဆေးပါ။ အနံ့ဆိုး (Foul smell) ထွက်ပါက ပိုးဝင်နေနိုင်သဖြင့် သတိပြုပါ။</w:t>
+      </w:r>
+    </w:p>
+    <w:p>
+      <w:pPr>
+        <w:pStyle w:val="ListBullet"/>
+      </w:pPr>
+      <w:r>
+        <w:t>Episiotomy Wound Healing (မွေးလမ်းကြောင်းအနာ/ခွဲစိတ်အနာ အခြေအနေ) ကို စစ်ဆေးပါ။</w:t>
+      </w:r>
+    </w:p>
+    <w:p>
+      <w:pPr>
+        <w:pStyle w:val="ListBullet"/>
+      </w:pPr>
+      <w:r>
+        <w:t>Urination (ဆီးသွားခြင်း) နှင့် Constipation (ဝမ်းချုပ်ခြင်း) ပြဿနာရှိ/မရှိ မေးမြန်းပါ။</w:t>
+      </w:r>
+    </w:p>
+    <w:p>
+      <w:pPr>
+        <w:pStyle w:val="ListBullet"/>
+      </w:pPr>
+      <w:r>
+        <w:t>Maternal Mental Health Assessment (စိတ်ကျန်းမာရေးဆိုင်ရာ ဆန်းစစ်ခြင်း): မိခင်၏ စိတ်ပိုင်းဆိုင်ရာ အခြေအနေများကို မေးမြန်းမှတ်တမ်းတင်ပါ။</w:t>
+      </w:r>
+    </w:p>
+    <w:p>
+      <w:pPr>
+        <w:pStyle w:val="ListBullet"/>
+      </w:pPr>
+      <w:r>
+        <w:t>Vitamins (အားဆေးများ): Vitamin B Complex, Vitamin A, Iron Folic Acid များ တိုက်ကျွေးပါက အမှန်ခြစ်ပေးပါ။</w:t>
+      </w:r>
+    </w:p>
+    <w:p>
+      <w:pPr>
+        <w:pStyle w:val="ListBullet"/>
+      </w:pPr>
+      <w:r>
+        <w:t>Contraception (သားဆက်ခြားနည်းလမ်းများ): မွေးပြီး ၄၂ ရက် နောက်ပိုင်း သားဆက်ခြားနည်းလမ်းများ (Injection/Pills/Condom/IUD/Implant) ဆွေးနွေးပေးခဲ့ပါက အမှန်ခြစ်ပေးပါ။</w:t>
+      </w:r>
+    </w:p>
+    <w:p>
+      <w:r>
+        <w:rPr>
+          <w:b/>
+        </w:rPr>
+        <w:lastRenderedPageBreak/>
+        <w:t>PNC Danger Signs (မီးဖွားပြီး အန္တရာယ်လက္ခဏာများ):</w:t>
+      </w:r>
+    </w:p>
+    <w:p>
+      <w:pPr>
+        <w:spacing w:before="240" w:after="240"/>
+        <w:jc w:val="center"/>
+      </w:pPr>
+      <w:r>
+        <w:rPr>
+          <w:i/>
+          <w:color w:val="808080"/>
+        </w:rPr>
+        <w:t>[ဤနေရာတွင် ဓာတ်ပုံထည့်ရန် - Insert Screenshot Here]</w:t>
+      </w:r>
+    </w:p>
+    <w:p>
+      <w:pPr>
+        <w:pStyle w:val="ListBullet"/>
+        <w:ind w:left="720"/>
+      </w:pPr>
+      <w:r>
         <w:t>Heavy vaginal bleeding (မွေးဖွားပြီးချိန် သွေးသွန်ခြင်း)</w:t>
       </w:r>
     </w:p>
@@ -2745,6 +2807,7 @@
         <w:pStyle w:val="ListBullet"/>
       </w:pPr>
       <w:r>
+        <w:lastRenderedPageBreak/>
         <w:t>Maternal Outcome (မိခင်ရလဒ်): Alive (အသက်ရှင်) သို့မဟုတ် Dead (သေဆုံး) ကို ရွေးချယ်ပါ။ သေဆုံးပါက အကြောင်းရင်း (Obstetric သို့မဟုတ် Non-obstetric) ကို ရွေးချယ်ပါ။</w:t>
       </w:r>
     </w:p>
@@ -2814,7 +2877,11 @@
     </w:p>
     <w:p>
       <w:r>
-        <w:t>ဘေးဘက် Menu မှ "High Risk Tracking" သို့ ဝင်ရောက်ပါ။ ဤစာမျက်နှာတွင် High Risk အဖြစ် သတ်မှတ်ခံထားရသော ကိုယ်ဝန်ဆောင်များ အားလုံးကို တစ်နေရာတည်းတွင် စုစည်းပြသထားမည်ဖြစ်သည်။ လူနာမည်မျှ အန္တရာယ်ရှိနေသည်ကို လွယ်ကူစွာ သိရှိနိုင်ပြီး ကြိုတင်ပြင်ဆင်မှုများ ပြုလုပ်ထားနိုင်ပါသည်။</w:t>
+        <w:t xml:space="preserve">ဘေးဘက် Menu မှ "High Risk Tracking" သို့ ဝင်ရောက်ပါ။ ဤစာမျက်နှာတွင် High Risk အဖြစ် သတ်မှတ်ခံထားရသော ကိုယ်ဝန်ဆောင်များ အားလုံးကို တစ်နေရာတည်းတွင် </w:t>
+      </w:r>
+      <w:r>
+        <w:lastRenderedPageBreak/>
+        <w:t>စုစည်းပြသထားမည်ဖြစ်သည်။ လူနာမည်မျှ အန္တရာယ်ရှိနေသည်ကို လွယ်ကူစွာ သိရှိနိုင်ပြီး ကြိုတင်ပြင်ဆင်မှုများ ပြုလုပ်ထားနိုင်ပါသည်။</w:t>
       </w:r>
     </w:p>
     <w:p>
@@ -2861,12 +2928,12 @@
         <w:rPr>
           <w:b/>
         </w:rPr>
+        <w:t>၁၀.၄ Transfer/Receive Patients (လူနာလွှဲပြောင်းခြင်းနှင့် လက်ခံခြင်း)</w:t>
+      </w:r>
+    </w:p>
+    <w:p>
+      <w:r>
         <w:lastRenderedPageBreak/>
-        <w:t>၁၀.၄ Transfer/Receive Patients (လူနာလွှဲပြောင်းခြင်းနှင့် လက်ခံခြင်း)</w:t>
-      </w:r>
-    </w:p>
-    <w:p>
-      <w:r>
         <w:t>ဘေးဘက် Menu မှ "Patient Transfers" သို့ ဝင်ရောက်ပါ။</w:t>
       </w:r>
     </w:p>
@@ -2909,7 +2976,11 @@
     </w:p>
     <w:p>
       <w:r>
-        <w:t>ဘေးဘက် Menu မှ "Leaderboard" သို့ ဝင်ရောက်ပါ။ သားဖွားဆရာမများ၏ လုပ်ငန်းဆောင်ရွက်မှုများကို ဂုဏ်ပြုသည့်အနေဖြင့် အမှတ်ပေးစနစ် ပါဝင်ပါသည်။ လူနာအသစ်မှတ်ပုံတင်ခြင်း၊ ANC/PNC ကြည့်ရှုပေးခြင်းတိုင်းအတွက် Points များ ရရှိမည်ဖြစ်ပြီး၊ မိမိ၏ အဆင့် (Rank) ကို အခြားလုပ်ဖော်ကိုင်ဖက်များနှင့် နှိုင်းယှဉ်ကြည့်ရှုနိုင်ပါသည်။</w:t>
+        <w:t xml:space="preserve">ဘေးဘက် Menu မှ "Leaderboard" သို့ ဝင်ရောက်ပါ။ သားဖွားဆရာမများ၏ လုပ်ငန်းဆောင်ရွက်မှုများကို ဂုဏ်ပြုသည့်အနေဖြင့် အမှတ်ပေးစနစ် ပါဝင်ပါသည်။ </w:t>
+      </w:r>
+      <w:r>
+        <w:lastRenderedPageBreak/>
+        <w:t>လူနာအသစ်မှတ်ပုံတင်ခြင်း၊ ANC/PNC ကြည့်ရှုပေးခြင်းတိုင်းအတွက် Points များ ရရှိမည်ဖြစ်ပြီး၊ မိမိ၏ အဆင့် (Rank) ကို အခြားလုပ်ဖော်ကိုင်ဖက်များနှင့် နှိုင်းယှဉ်ကြည့်ရှုနိုင်ပါသည်။</w:t>
       </w:r>
     </w:p>
     <w:p>
@@ -2926,9 +2997,9 @@
       </w:r>
     </w:p>
     <w:sectPr>
-      <w:footerReference w:type="even" r:id="rId9"/>
-      <w:footerReference w:type="default" r:id="rId10"/>
-      <w:pgSz w:w="16836" w:h="11904" w:orient="landscape"/>
+      <w:footerReference w:type="even" r:id="rId10"/>
+      <w:footerReference w:type="default" r:id="rId11"/>
+      <w:pgSz w:w="11904" w:h="8392" w:orient="landscape"/>
       <w:pgMar w:top="1080" w:right="1080" w:bottom="1080" w:left="1440" w:header="720" w:footer="720" w:gutter="1440"/>
       <w:pgNumType w:start="0"/>
       <w:cols w:space="720"/>

--- a/m-MNCH_Care_User_Manual.docx
+++ b/m-MNCH_Care_User_Manual.docx
@@ -19,7 +19,7 @@
             <mc:AlternateContent>
               <mc:Choice Requires="wpg">
                 <w:drawing>
-                  <wp:anchor distT="0" distB="0" distL="114300" distR="114300" simplePos="0" relativeHeight="251659264" behindDoc="1" locked="0" layoutInCell="1" allowOverlap="1" wp14:anchorId="63E01A03" wp14:editId="2752CBAB">
+                  <wp:anchor distT="0" distB="0" distL="114300" distR="114300" simplePos="0" relativeHeight="251659264" behindDoc="1" locked="0" layoutInCell="1" allowOverlap="1" wp14:anchorId="63E01A03" wp14:editId="773E8E44">
                     <wp:simplePos x="0" y="0"/>
                     <wp:positionH relativeFrom="page">
                       <wp:align>center</wp:align>
@@ -125,7 +125,7 @@
                                         <wp:inline distT="0" distB="0" distL="0" distR="0" wp14:anchorId="0316EECF" wp14:editId="23EF91A2">
                                           <wp:extent cx="2097304" cy="1705792"/>
                                           <wp:effectExtent l="0" t="0" r="0" b="0"/>
-                                          <wp:docPr id="1561453540" name="Picture 1"/>
+                                          <wp:docPr id="1350517839" name="Picture 1"/>
                                           <wp:cNvGraphicFramePr>
                                             <a:graphicFrameLocks xmlns:a="http://schemas.openxmlformats.org/drawingml/2006/main" noChangeAspect="1"/>
                                           </wp:cNvGraphicFramePr>
@@ -876,7 +876,7 @@
                                   <wp:inline distT="0" distB="0" distL="0" distR="0" wp14:anchorId="0316EECF" wp14:editId="23EF91A2">
                                     <wp:extent cx="2097304" cy="1705792"/>
                                     <wp:effectExtent l="0" t="0" r="0" b="0"/>
-                                    <wp:docPr id="1561453540" name="Picture 1"/>
+                                    <wp:docPr id="1350517839" name="Picture 1"/>
                                     <wp:cNvGraphicFramePr>
                                       <a:graphicFrameLocks xmlns:a="http://schemas.openxmlformats.org/drawingml/2006/main" noChangeAspect="1"/>
                                     </wp:cNvGraphicFramePr>
@@ -1136,43 +1136,103 @@
     <w:p>
       <w:pPr>
         <w:pStyle w:val="Title"/>
+      </w:pPr>
+      <w:r>
+        <w:lastRenderedPageBreak/>
+        <w:t xml:space="preserve">MNCH Care </w:t>
+      </w:r>
+      <w:proofErr w:type="spellStart"/>
+      <w:r>
+        <w:rPr>
+          <w:rFonts w:ascii="Myanmar Text" w:hAnsi="Myanmar Text" w:cs="Myanmar Text"/>
+        </w:rPr>
+        <w:t>အသုံးပြုသူ</w:t>
+      </w:r>
+      <w:proofErr w:type="spellEnd"/>
+      <w:r>
+        <w:t xml:space="preserve"> </w:t>
+      </w:r>
+      <w:proofErr w:type="spellStart"/>
+      <w:r>
+        <w:rPr>
+          <w:rFonts w:ascii="Myanmar Text" w:hAnsi="Myanmar Text" w:cs="Myanmar Text"/>
+        </w:rPr>
+        <w:t>လမ်းည</w:t>
+      </w:r>
+      <w:proofErr w:type="spellEnd"/>
+      <w:r>
+        <w:rPr>
+          <w:rFonts w:ascii="Myanmar Text" w:hAnsi="Myanmar Text" w:cs="Myanmar Text"/>
+        </w:rPr>
+        <w:t>ွှ</w:t>
+      </w:r>
+      <w:proofErr w:type="spellStart"/>
+      <w:r>
+        <w:rPr>
+          <w:rFonts w:ascii="Myanmar Text" w:hAnsi="Myanmar Text" w:cs="Myanmar Text"/>
+        </w:rPr>
+        <w:t>န်စာအုပ</w:t>
+      </w:r>
+      <w:proofErr w:type="spellEnd"/>
+      <w:r>
+        <w:rPr>
+          <w:rFonts w:ascii="Myanmar Text" w:hAnsi="Myanmar Text" w:cs="Myanmar Text"/>
+        </w:rPr>
+        <w:t>်</w:t>
+      </w:r>
+      <w:r>
+        <w:t xml:space="preserve"> (User Manual)</w:t>
+      </w:r>
+      <w:proofErr w:type="spellStart"/>
+    </w:p>
+    <w:p>
+      <w:pPr>
         <w:jc w:val="center"/>
       </w:pPr>
       <w:r>
-        <w:lastRenderedPageBreak/>
-        <w:t xml:space="preserve">m-MNCH Care </w:t>
+        <w:rPr>
+          <w:rFonts w:ascii="Myanmar Text" w:hAnsi="Myanmar Text" w:cs="Myanmar Text"/>
+        </w:rPr>
+        <w:t>ဤ</w:t>
+      </w:r>
+      <w:r>
+        <w:t>လမ်းည</w:t>
+      </w:r>
+      <w:proofErr w:type="spellEnd"/>
+      <w:r>
+        <w:t>ွှ</w:t>
       </w:r>
       <w:proofErr w:type="spellStart"/>
       <w:r>
-        <w:t>အသုံးပြုသူ</w:t>
+        <w:t>န်စာအုပ်သည</w:t>
       </w:r>
       <w:proofErr w:type="spellEnd"/>
       <w:r>
+        <w:t xml:space="preserve">် </w:t>
+      </w:r>
+      <w:proofErr w:type="spellStart"/>
+      <w:r>
+        <w:t>သားဖွားဆရာမများအတွက</w:t>
+      </w:r>
+      <w:proofErr w:type="spellEnd"/>
+      <w:r>
+        <w:t xml:space="preserve">် MNCH Care </w:t>
+      </w:r>
+      <w:proofErr w:type="spellStart"/>
+      <w:r>
+        <w:t>အက်ပ်ကို</w:t>
+      </w:r>
+      <w:proofErr w:type="spellEnd"/>
+      <w:r>
         <w:t xml:space="preserve"> </w:t>
       </w:r>
       <w:proofErr w:type="spellStart"/>
       <w:r>
-        <w:t>လမ်းည</w:t>
+        <w:t>အလွယ်တကူ</w:t>
       </w:r>
       <w:proofErr w:type="spellEnd"/>
       <w:r>
-        <w:t>ွှ</w:t>
-      </w:r>
-      <w:proofErr w:type="spellStart"/>
-      <w:r>
-        <w:t>န်စာအုပ</w:t>
-      </w:r>
-      <w:proofErr w:type="spellEnd"/>
-      <w:r>
-        <w:t>် (User Manual)</w:t>
-      </w:r>
-    </w:p>
-    <w:p>
-      <w:pPr>
-        <w:jc w:val="center"/>
-      </w:pPr>
-      <w:r>
-        <w:t>ဤလမ်းညွှန်စာအုပ်သည် သားဖွားဆရာမများအတွက် m-MNCH Care အက်ပ်ကို အလွယ်တကူ အသုံးပြုနိုင်ရန် အသေးစိတ် ရှင်းလင်းထားသော လမ်းညွှန်စာအုပ်ဖြစ်ပါသည်။</w:t>
+        <w:t xml:space="preserve"> အသုံးပြုနိုင်ရန် အသေးစိတ် ရှင်းလင်းထားသော လမ်းညွှန်စာအုပ်ဖြစ်ပါသည်။</w:t>
       </w:r>
     </w:p>
     <w:p>
@@ -1189,7 +1249,7 @@
     <w:tbl>
       <w:tblPr>
         <w:tblStyle w:val="TableGrid"/>
-        <w:tblpPr w:leftFromText="180" w:rightFromText="180" w:vertAnchor="text" w:horzAnchor="page" w:tblpX="7859" w:tblpY="414"/>
+        <w:tblpPr w:leftFromText="180" w:rightFromText="180" w:vertAnchor="text" w:horzAnchor="page" w:tblpX="7529" w:tblpY="648"/>
         <w:tblW w:w="0" w:type="auto"/>
         <w:tblBorders>
           <w:top w:val="none" w:sz="0" w:space="0" w:color="auto"/>
@@ -1202,19 +1262,25 @@
         <w:tblLook w:val="04A0" w:firstRow="1" w:lastRow="0" w:firstColumn="1" w:lastColumn="0" w:noHBand="0" w:noVBand="1"/>
       </w:tblPr>
       <w:tblGrid>
-        <w:gridCol w:w="4192"/>
-        <w:gridCol w:w="3968"/>
+        <w:gridCol w:w="2836"/>
+        <w:gridCol w:w="948"/>
       </w:tblGrid>
       <w:tr>
+        <w:trPr>
+          <w:trHeight w:val="4594"/>
+        </w:trPr>
         <w:tc>
           <w:tcPr>
-            <w:tcW w:w="4376" w:type="dxa"/>
+            <w:tcW w:w="2836" w:type="dxa"/>
           </w:tcPr>
           <w:p>
             <w:r>
+              <w:rPr>
+                <w:noProof/>
+              </w:rPr>
               <w:lastRenderedPageBreak/>
               <w:drawing>
-                <wp:inline distT="0" distB="0" distL="0" distR="0" wp14:anchorId="522A458C" wp14:editId="66578910">
+                <wp:inline distT="0" distB="0" distL="0" distR="0" wp14:anchorId="67979C98" wp14:editId="1693802D">
                   <wp:extent cx="1658011" cy="3157869"/>
                   <wp:effectExtent l="0" t="0" r="5715" b="4445"/>
                   <wp:docPr id="1513491874" name="Picture 1"/>
@@ -1237,7 +1303,7 @@
                         <pic:spPr>
                           <a:xfrm>
                             <a:off x="0" y="0"/>
-                            <a:ext cx="1667960" cy="3176818"/>
+                            <a:ext cx="1658011" cy="3157869"/>
                           </a:xfrm>
                           <a:prstGeom prst="rect">
                             <a:avLst/>
@@ -1253,21 +1319,24 @@
         </w:tc>
         <w:tc>
           <w:tcPr>
-            <w:tcW w:w="4476" w:type="dxa"/>
+            <w:tcW w:w="948" w:type="dxa"/>
           </w:tcPr>
           <w:p/>
         </w:tc>
       </w:tr>
       <w:tr>
+        <w:trPr>
+          <w:trHeight w:val="246"/>
+        </w:trPr>
         <w:tc>
           <w:tcPr>
-            <w:tcW w:w="4376" w:type="dxa"/>
+            <w:tcW w:w="2836" w:type="dxa"/>
           </w:tcPr>
           <w:p/>
         </w:tc>
         <w:tc>
           <w:tcPr>
-            <w:tcW w:w="4476" w:type="dxa"/>
+            <w:tcW w:w="948" w:type="dxa"/>
           </w:tcPr>
           <w:p/>
         </w:tc>
@@ -1278,72 +1347,99 @@
         <w:pStyle w:val="Heading1"/>
       </w:pPr>
       <w:r>
-        <w:t xml:space="preserve">၁။ </w:t>
+        <w:rPr>
+          <w:rFonts w:ascii="Myanmar Text" w:hAnsi="Myanmar Text" w:cs="Myanmar Text"/>
+        </w:rPr>
+        <w:t>၁။</w:t>
+      </w:r>
+      <w:r>
+        <w:t xml:space="preserve"> </w:t>
       </w:r>
       <w:proofErr w:type="spellStart"/>
       <w:r>
+        <w:rPr>
+          <w:rFonts w:ascii="Myanmar Text" w:hAnsi="Myanmar Text" w:cs="Myanmar Text"/>
+        </w:rPr>
         <w:t>အက်ပ်အတွင်းသို</w:t>
       </w:r>
       <w:proofErr w:type="spellEnd"/>
       <w:r>
+        <w:rPr>
+          <w:rFonts w:ascii="Myanmar Text" w:hAnsi="Myanmar Text" w:cs="Myanmar Text"/>
+        </w:rPr>
+        <w:t>့</w:t>
+      </w:r>
+      <w:r>
+        <w:t xml:space="preserve"> </w:t>
+      </w:r>
+      <w:proofErr w:type="spellStart"/>
+      <w:r>
+        <w:rPr>
+          <w:rFonts w:ascii="Myanmar Text" w:hAnsi="Myanmar Text" w:cs="Myanmar Text"/>
+        </w:rPr>
+        <w:t>ဝင်ရောက်ခြင်း</w:t>
+      </w:r>
+      <w:proofErr w:type="spellEnd"/>
+      <w:r>
+        <w:t xml:space="preserve"> (Login)</w:t>
+      </w:r>
+    </w:p>
+    <w:p>
+      <w:proofErr w:type="spellStart"/>
+      <w:r>
+        <w:rPr>
+          <w:rFonts w:ascii="Myanmar Text" w:hAnsi="Myanmar Text" w:cs="Myanmar Text"/>
+        </w:rPr>
+        <w:t>အ</w:t>
+      </w:r>
+      <w:r>
+        <w:t>က်ပ်ကို</w:t>
+      </w:r>
+      <w:proofErr w:type="spellEnd"/>
+      <w:r>
+        <w:t xml:space="preserve"> </w:t>
+      </w:r>
+      <w:proofErr w:type="spellStart"/>
+      <w:r>
+        <w:t>စတင်အသုံးပြုရန</w:t>
+      </w:r>
+      <w:proofErr w:type="spellEnd"/>
+      <w:r>
+        <w:t xml:space="preserve">် </w:t>
+      </w:r>
+      <w:proofErr w:type="spellStart"/>
+      <w:r>
+        <w:t>မိမိ</w:t>
+      </w:r>
+      <w:proofErr w:type="spellEnd"/>
+      <w:r>
+        <w:t xml:space="preserve">၏ </w:t>
+      </w:r>
+      <w:proofErr w:type="spellStart"/>
+      <w:r>
+        <w:t>အကောင</w:t>
+      </w:r>
+      <w:proofErr w:type="spellEnd"/>
+      <w:r>
+        <w:t>့်</w:t>
+      </w:r>
+      <w:proofErr w:type="spellStart"/>
+      <w:r>
+        <w:t>ထဲသို</w:t>
+      </w:r>
+      <w:proofErr w:type="spellEnd"/>
+      <w:r>
         <w:t xml:space="preserve">့ </w:t>
       </w:r>
       <w:proofErr w:type="spellStart"/>
       <w:r>
-        <w:t>ဝင်ရောက်ခြင်း</w:t>
+        <w:t>ဝင်ရောက်ရပါမည</w:t>
       </w:r>
       <w:proofErr w:type="spellEnd"/>
       <w:r>
-        <w:t xml:space="preserve"> (Login)</w:t>
-      </w:r>
-    </w:p>
-    <w:p/>
-    <w:p>
-      <w:r>
-        <w:t xml:space="preserve">အက်ပ်ကို </w:t>
-      </w:r>
-      <w:proofErr w:type="spellStart"/>
-      <w:r>
-        <w:t>စတင်အသုံးပြုရန</w:t>
-      </w:r>
-      <w:proofErr w:type="spellEnd"/>
-      <w:r>
-        <w:t xml:space="preserve">် </w:t>
-      </w:r>
-      <w:proofErr w:type="spellStart"/>
-      <w:r>
-        <w:t>မိမိ</w:t>
-      </w:r>
-      <w:proofErr w:type="spellEnd"/>
-      <w:r>
-        <w:t xml:space="preserve">၏ </w:t>
-      </w:r>
-      <w:proofErr w:type="spellStart"/>
-      <w:r>
-        <w:t>အကောင</w:t>
-      </w:r>
-      <w:proofErr w:type="spellEnd"/>
-      <w:r>
-        <w:t>့်</w:t>
-      </w:r>
-      <w:proofErr w:type="spellStart"/>
-      <w:r>
-        <w:t>ထဲသို</w:t>
-      </w:r>
-      <w:proofErr w:type="spellEnd"/>
-      <w:r>
-        <w:t xml:space="preserve">့ </w:t>
-      </w:r>
-      <w:proofErr w:type="spellStart"/>
-      <w:r>
-        <w:t>ဝင်ရောက်ရပါမည</w:t>
-      </w:r>
-      <w:proofErr w:type="spellEnd"/>
-      <w:r>
         <w:t>်။</w:t>
       </w:r>
     </w:p>
-    <w:p/>
     <w:p>
       <w:pPr>
         <w:pStyle w:val="ListBullet"/>
@@ -1475,7 +1571,6 @@
         <w:pStyle w:val="ListBullet"/>
       </w:pPr>
       <w:r>
-        <w:lastRenderedPageBreak/>
         <w:t xml:space="preserve">ထို့နောက် Login ခလုတ်ကို နှိပ်လိုက်ပါက Home (ပင်မစာမျက်နှာ) သို့ </w:t>
       </w:r>
     </w:p>
@@ -1499,6 +1594,7 @@
     </w:p>
     <w:p>
       <w:r>
+        <w:lastRenderedPageBreak/>
         <w:br w:type="page"/>
       </w:r>
     </w:p>
